--- a/synthetic/output/targets/targets.docx
+++ b/synthetic/output/targets/targets.docx
@@ -93,7 +93,7 @@
           </w:tcPr>
           <w:p>
             <w:r>
-              <w:t>P011</w:t>
+              <w:t>P004</w:t>
             </w:r>
           </w:p>
         </w:tc>
@@ -113,7 +113,7 @@
           </w:tcPr>
           <w:p>
             <w:r>
-              <w:t>179657.07</w:t>
+              <w:t>155768.51</w:t>
             </w:r>
           </w:p>
         </w:tc>
@@ -165,7 +165,7 @@
           </w:tcPr>
           <w:p>
             <w:r>
-              <w:t>193719.63</w:t>
+              <w:t>195571.63</w:t>
             </w:r>
           </w:p>
         </w:tc>
@@ -197,7 +197,7 @@
           </w:tcPr>
           <w:p>
             <w:r>
-              <w:t>P024</w:t>
+              <w:t>P018</w:t>
             </w:r>
           </w:p>
         </w:tc>
@@ -217,7 +217,7 @@
           </w:tcPr>
           <w:p>
             <w:r>
-              <w:t>52816.84</w:t>
+              <w:t>94538.04</w:t>
             </w:r>
           </w:p>
         </w:tc>
@@ -249,7 +249,7 @@
           </w:tcPr>
           <w:p>
             <w:r>
-              <w:t>P015</w:t>
+              <w:t>P013</w:t>
             </w:r>
           </w:p>
         </w:tc>
@@ -269,7 +269,7 @@
           </w:tcPr>
           <w:p>
             <w:r>
-              <w:t>117422.44</w:t>
+              <w:t>50694.66</w:t>
             </w:r>
           </w:p>
         </w:tc>
@@ -301,7 +301,7 @@
           </w:tcPr>
           <w:p>
             <w:r>
-              <w:t>P011</w:t>
+              <w:t>P004</w:t>
             </w:r>
           </w:p>
         </w:tc>
@@ -321,7 +321,7 @@
           </w:tcPr>
           <w:p>
             <w:r>
-              <w:t>109004.85</w:t>
+              <w:t>54547.07</w:t>
             </w:r>
           </w:p>
         </w:tc>
@@ -373,7 +373,7 @@
           </w:tcPr>
           <w:p>
             <w:r>
-              <w:t>184880.23</w:t>
+              <w:t>109672.6</w:t>
             </w:r>
           </w:p>
         </w:tc>
@@ -405,7 +405,7 @@
           </w:tcPr>
           <w:p>
             <w:r>
-              <w:t>P024</w:t>
+              <w:t>P018</w:t>
             </w:r>
           </w:p>
         </w:tc>
@@ -425,7 +425,7 @@
           </w:tcPr>
           <w:p>
             <w:r>
-              <w:t>88632.26</w:t>
+              <w:t>184699.97</w:t>
             </w:r>
           </w:p>
         </w:tc>
@@ -457,7 +457,7 @@
           </w:tcPr>
           <w:p>
             <w:r>
-              <w:t>P015</w:t>
+              <w:t>P013</w:t>
             </w:r>
           </w:p>
         </w:tc>
@@ -477,7 +477,7 @@
           </w:tcPr>
           <w:p>
             <w:r>
-              <w:t>172190.9</w:t>
+              <w:t>158889.07</w:t>
             </w:r>
           </w:p>
         </w:tc>
@@ -509,7 +509,7 @@
           </w:tcPr>
           <w:p>
             <w:r>
-              <w:t>P011</w:t>
+              <w:t>P004</w:t>
             </w:r>
           </w:p>
         </w:tc>
@@ -529,7 +529,7 @@
           </w:tcPr>
           <w:p>
             <w:r>
-              <w:t>177745.16</w:t>
+              <w:t>156386.72</w:t>
             </w:r>
           </w:p>
         </w:tc>
@@ -581,7 +581,7 @@
           </w:tcPr>
           <w:p>
             <w:r>
-              <w:t>131098.07</w:t>
+              <w:t>214672.09</w:t>
             </w:r>
           </w:p>
         </w:tc>
@@ -613,7 +613,7 @@
           </w:tcPr>
           <w:p>
             <w:r>
-              <w:t>P024</w:t>
+              <w:t>P018</w:t>
             </w:r>
           </w:p>
         </w:tc>
@@ -633,7 +633,7 @@
           </w:tcPr>
           <w:p>
             <w:r>
-              <w:t>135540.65</w:t>
+              <w:t>99502.41</w:t>
             </w:r>
           </w:p>
         </w:tc>
@@ -665,7 +665,7 @@
           </w:tcPr>
           <w:p>
             <w:r>
-              <w:t>P015</w:t>
+              <w:t>P013</w:t>
             </w:r>
           </w:p>
         </w:tc>
@@ -685,7 +685,7 @@
           </w:tcPr>
           <w:p>
             <w:r>
-              <w:t>115585.33</w:t>
+              <w:t>119231.95</w:t>
             </w:r>
           </w:p>
         </w:tc>
@@ -717,7 +717,7 @@
           </w:tcPr>
           <w:p>
             <w:r>
-              <w:t>P011</w:t>
+              <w:t>P004</w:t>
             </w:r>
           </w:p>
         </w:tc>
@@ -737,7 +737,7 @@
           </w:tcPr>
           <w:p>
             <w:r>
-              <w:t>130166.65</w:t>
+              <w:t>105129.95</w:t>
             </w:r>
           </w:p>
         </w:tc>
@@ -789,7 +789,7 @@
           </w:tcPr>
           <w:p>
             <w:r>
-              <w:t>69077.02</w:t>
+              <w:t>237482.07</w:t>
             </w:r>
           </w:p>
         </w:tc>
@@ -821,7 +821,7 @@
           </w:tcPr>
           <w:p>
             <w:r>
-              <w:t>P024</w:t>
+              <w:t>P018</w:t>
             </w:r>
           </w:p>
         </w:tc>
@@ -841,7 +841,7 @@
           </w:tcPr>
           <w:p>
             <w:r>
-              <w:t>246337.04</w:t>
+              <w:t>195004.79</w:t>
             </w:r>
           </w:p>
         </w:tc>
@@ -873,7 +873,7 @@
           </w:tcPr>
           <w:p>
             <w:r>
-              <w:t>P015</w:t>
+              <w:t>P013</w:t>
             </w:r>
           </w:p>
         </w:tc>
@@ -893,7 +893,7 @@
           </w:tcPr>
           <w:p>
             <w:r>
-              <w:t>145490.82</w:t>
+              <w:t>72568.93</w:t>
             </w:r>
           </w:p>
         </w:tc>
@@ -925,7 +925,7 @@
           </w:tcPr>
           <w:p>
             <w:r>
-              <w:t>P011</w:t>
+              <w:t>P004</w:t>
             </w:r>
           </w:p>
         </w:tc>
@@ -945,7 +945,7 @@
           </w:tcPr>
           <w:p>
             <w:r>
-              <w:t>237165.08</w:t>
+              <w:t>211895.64</w:t>
             </w:r>
           </w:p>
         </w:tc>
@@ -997,7 +997,7 @@
           </w:tcPr>
           <w:p>
             <w:r>
-              <w:t>51366.02</w:t>
+              <w:t>133848.12</w:t>
             </w:r>
           </w:p>
         </w:tc>
@@ -1029,7 +1029,7 @@
           </w:tcPr>
           <w:p>
             <w:r>
-              <w:t>P024</w:t>
+              <w:t>P018</w:t>
             </w:r>
           </w:p>
         </w:tc>
@@ -1049,7 +1049,7 @@
           </w:tcPr>
           <w:p>
             <w:r>
-              <w:t>126714.88</w:t>
+              <w:t>203210.69</w:t>
             </w:r>
           </w:p>
         </w:tc>
@@ -1081,7 +1081,7 @@
           </w:tcPr>
           <w:p>
             <w:r>
-              <w:t>P015</w:t>
+              <w:t>P013</w:t>
             </w:r>
           </w:p>
         </w:tc>
@@ -1101,7 +1101,7 @@
           </w:tcPr>
           <w:p>
             <w:r>
-              <w:t>139347.1</w:t>
+              <w:t>226751.32</w:t>
             </w:r>
           </w:p>
         </w:tc>
@@ -1133,7 +1133,7 @@
           </w:tcPr>
           <w:p>
             <w:r>
-              <w:t>P011</w:t>
+              <w:t>P004</w:t>
             </w:r>
           </w:p>
         </w:tc>
@@ -1153,7 +1153,7 @@
           </w:tcPr>
           <w:p>
             <w:r>
-              <w:t>103398.87</w:t>
+              <w:t>53129.16</w:t>
             </w:r>
           </w:p>
         </w:tc>
@@ -1205,7 +1205,7 @@
           </w:tcPr>
           <w:p>
             <w:r>
-              <w:t>115925.06</w:t>
+              <w:t>91216.32</w:t>
             </w:r>
           </w:p>
         </w:tc>
@@ -1237,7 +1237,7 @@
           </w:tcPr>
           <w:p>
             <w:r>
-              <w:t>P024</w:t>
+              <w:t>P018</w:t>
             </w:r>
           </w:p>
         </w:tc>
@@ -1257,7 +1257,7 @@
           </w:tcPr>
           <w:p>
             <w:r>
-              <w:t>166492.15</w:t>
+              <w:t>70179.34</w:t>
             </w:r>
           </w:p>
         </w:tc>
@@ -1289,7 +1289,7 @@
           </w:tcPr>
           <w:p>
             <w:r>
-              <w:t>P015</w:t>
+              <w:t>P013</w:t>
             </w:r>
           </w:p>
         </w:tc>
@@ -1309,7 +1309,7 @@
           </w:tcPr>
           <w:p>
             <w:r>
-              <w:t>164575.47</w:t>
+              <w:t>56715.26</w:t>
             </w:r>
           </w:p>
         </w:tc>
@@ -1341,7 +1341,7 @@
           </w:tcPr>
           <w:p>
             <w:r>
-              <w:t>P011</w:t>
+              <w:t>P004</w:t>
             </w:r>
           </w:p>
         </w:tc>
@@ -1361,7 +1361,7 @@
           </w:tcPr>
           <w:p>
             <w:r>
-              <w:t>102310.63</w:t>
+              <w:t>169556.98</w:t>
             </w:r>
           </w:p>
         </w:tc>
@@ -1413,7 +1413,7 @@
           </w:tcPr>
           <w:p>
             <w:r>
-              <w:t>121910.42</w:t>
+              <w:t>190657.25</w:t>
             </w:r>
           </w:p>
         </w:tc>
@@ -1445,7 +1445,7 @@
           </w:tcPr>
           <w:p>
             <w:r>
-              <w:t>P024</w:t>
+              <w:t>P018</w:t>
             </w:r>
           </w:p>
         </w:tc>
@@ -1465,7 +1465,7 @@
           </w:tcPr>
           <w:p>
             <w:r>
-              <w:t>97260.52</w:t>
+              <w:t>59735.26</w:t>
             </w:r>
           </w:p>
         </w:tc>
@@ -1497,7 +1497,7 @@
           </w:tcPr>
           <w:p>
             <w:r>
-              <w:t>P015</w:t>
+              <w:t>P013</w:t>
             </w:r>
           </w:p>
         </w:tc>
@@ -1517,7 +1517,7 @@
           </w:tcPr>
           <w:p>
             <w:r>
-              <w:t>183557.22</w:t>
+              <w:t>198108.22</w:t>
             </w:r>
           </w:p>
         </w:tc>
@@ -1549,7 +1549,7 @@
           </w:tcPr>
           <w:p>
             <w:r>
-              <w:t>P015</w:t>
+              <w:t>P013</w:t>
             </w:r>
           </w:p>
         </w:tc>
@@ -1569,7 +1569,7 @@
           </w:tcPr>
           <w:p>
             <w:r>
-              <w:t>187214.72</w:t>
+              <w:t>93453.84</w:t>
             </w:r>
           </w:p>
         </w:tc>
@@ -1601,7 +1601,7 @@
           </w:tcPr>
           <w:p>
             <w:r>
-              <w:t>P010</w:t>
+              <w:t>P015</w:t>
             </w:r>
           </w:p>
         </w:tc>
@@ -1621,7 +1621,7 @@
           </w:tcPr>
           <w:p>
             <w:r>
-              <w:t>234621.2</w:t>
+              <w:t>222746.05</w:t>
             </w:r>
           </w:p>
         </w:tc>
@@ -1653,7 +1653,7 @@
           </w:tcPr>
           <w:p>
             <w:r>
-              <w:t>P006</w:t>
+              <w:t>P008</w:t>
             </w:r>
           </w:p>
         </w:tc>
@@ -1673,7 +1673,7 @@
           </w:tcPr>
           <w:p>
             <w:r>
-              <w:t>227560.28</w:t>
+              <w:t>61288.81</w:t>
             </w:r>
           </w:p>
         </w:tc>
@@ -1705,7 +1705,7 @@
           </w:tcPr>
           <w:p>
             <w:r>
-              <w:t>P013</w:t>
+              <w:t>P018</w:t>
             </w:r>
           </w:p>
         </w:tc>
@@ -1725,7 +1725,7 @@
           </w:tcPr>
           <w:p>
             <w:r>
-              <w:t>203968.21</w:t>
+              <w:t>150779.17</w:t>
             </w:r>
           </w:p>
         </w:tc>
@@ -1757,7 +1757,7 @@
           </w:tcPr>
           <w:p>
             <w:r>
-              <w:t>P015</w:t>
+              <w:t>P013</w:t>
             </w:r>
           </w:p>
         </w:tc>
@@ -1777,7 +1777,7 @@
           </w:tcPr>
           <w:p>
             <w:r>
-              <w:t>188058.08</w:t>
+              <w:t>107852.69</w:t>
             </w:r>
           </w:p>
         </w:tc>
@@ -1809,7 +1809,7 @@
           </w:tcPr>
           <w:p>
             <w:r>
-              <w:t>P010</w:t>
+              <w:t>P015</w:t>
             </w:r>
           </w:p>
         </w:tc>
@@ -1829,7 +1829,7 @@
           </w:tcPr>
           <w:p>
             <w:r>
-              <w:t>177742.27</w:t>
+              <w:t>213157.25</w:t>
             </w:r>
           </w:p>
         </w:tc>
@@ -1861,7 +1861,7 @@
           </w:tcPr>
           <w:p>
             <w:r>
-              <w:t>P006</w:t>
+              <w:t>P008</w:t>
             </w:r>
           </w:p>
         </w:tc>
@@ -1881,7 +1881,7 @@
           </w:tcPr>
           <w:p>
             <w:r>
-              <w:t>238127.12</w:t>
+              <w:t>196303.5</w:t>
             </w:r>
           </w:p>
         </w:tc>
@@ -1913,7 +1913,7 @@
           </w:tcPr>
           <w:p>
             <w:r>
-              <w:t>P013</w:t>
+              <w:t>P018</w:t>
             </w:r>
           </w:p>
         </w:tc>
@@ -1933,7 +1933,7 @@
           </w:tcPr>
           <w:p>
             <w:r>
-              <w:t>123508.78</w:t>
+              <w:t>113780.74</w:t>
             </w:r>
           </w:p>
         </w:tc>
@@ -1965,7 +1965,7 @@
           </w:tcPr>
           <w:p>
             <w:r>
-              <w:t>P015</w:t>
+              <w:t>P013</w:t>
             </w:r>
           </w:p>
         </w:tc>
@@ -1985,7 +1985,7 @@
           </w:tcPr>
           <w:p>
             <w:r>
-              <w:t>94169.85</w:t>
+              <w:t>169583.53</w:t>
             </w:r>
           </w:p>
         </w:tc>
@@ -2017,7 +2017,7 @@
           </w:tcPr>
           <w:p>
             <w:r>
-              <w:t>P010</w:t>
+              <w:t>P015</w:t>
             </w:r>
           </w:p>
         </w:tc>
@@ -2037,7 +2037,7 @@
           </w:tcPr>
           <w:p>
             <w:r>
-              <w:t>241472.11</w:t>
+              <w:t>184506.38</w:t>
             </w:r>
           </w:p>
         </w:tc>
@@ -2069,7 +2069,7 @@
           </w:tcPr>
           <w:p>
             <w:r>
-              <w:t>P006</w:t>
+              <w:t>P008</w:t>
             </w:r>
           </w:p>
         </w:tc>
@@ -2089,7 +2089,7 @@
           </w:tcPr>
           <w:p>
             <w:r>
-              <w:t>145636.38</w:t>
+              <w:t>114133.02</w:t>
             </w:r>
           </w:p>
         </w:tc>
@@ -2121,7 +2121,7 @@
           </w:tcPr>
           <w:p>
             <w:r>
-              <w:t>P013</w:t>
+              <w:t>P018</w:t>
             </w:r>
           </w:p>
         </w:tc>
@@ -2141,7 +2141,7 @@
           </w:tcPr>
           <w:p>
             <w:r>
-              <w:t>140995.73</w:t>
+              <w:t>110352.89</w:t>
             </w:r>
           </w:p>
         </w:tc>
@@ -2173,7 +2173,7 @@
           </w:tcPr>
           <w:p>
             <w:r>
-              <w:t>P015</w:t>
+              <w:t>P013</w:t>
             </w:r>
           </w:p>
         </w:tc>
@@ -2193,7 +2193,7 @@
           </w:tcPr>
           <w:p>
             <w:r>
-              <w:t>247767.59</w:t>
+              <w:t>78652.09</w:t>
             </w:r>
           </w:p>
         </w:tc>
@@ -2225,7 +2225,7 @@
           </w:tcPr>
           <w:p>
             <w:r>
-              <w:t>P010</w:t>
+              <w:t>P015</w:t>
             </w:r>
           </w:p>
         </w:tc>
@@ -2245,7 +2245,7 @@
           </w:tcPr>
           <w:p>
             <w:r>
-              <w:t>124724.97</w:t>
+              <w:t>182042.48</w:t>
             </w:r>
           </w:p>
         </w:tc>
@@ -2277,7 +2277,7 @@
           </w:tcPr>
           <w:p>
             <w:r>
-              <w:t>P006</w:t>
+              <w:t>P008</w:t>
             </w:r>
           </w:p>
         </w:tc>
@@ -2297,7 +2297,7 @@
           </w:tcPr>
           <w:p>
             <w:r>
-              <w:t>190388.15</w:t>
+              <w:t>94208.55</w:t>
             </w:r>
           </w:p>
         </w:tc>
@@ -2329,7 +2329,7 @@
           </w:tcPr>
           <w:p>
             <w:r>
-              <w:t>P013</w:t>
+              <w:t>P018</w:t>
             </w:r>
           </w:p>
         </w:tc>
@@ -2349,7 +2349,7 @@
           </w:tcPr>
           <w:p>
             <w:r>
-              <w:t>232559.38</w:t>
+              <w:t>110100.19</w:t>
             </w:r>
           </w:p>
         </w:tc>
@@ -2381,7 +2381,7 @@
           </w:tcPr>
           <w:p>
             <w:r>
-              <w:t>P015</w:t>
+              <w:t>P013</w:t>
             </w:r>
           </w:p>
         </w:tc>
@@ -2401,7 +2401,7 @@
           </w:tcPr>
           <w:p>
             <w:r>
-              <w:t>201470.1</w:t>
+              <w:t>62191.53</w:t>
             </w:r>
           </w:p>
         </w:tc>
@@ -2433,7 +2433,7 @@
           </w:tcPr>
           <w:p>
             <w:r>
-              <w:t>P010</w:t>
+              <w:t>P015</w:t>
             </w:r>
           </w:p>
         </w:tc>
@@ -2453,7 +2453,7 @@
           </w:tcPr>
           <w:p>
             <w:r>
-              <w:t>210399.0</w:t>
+              <w:t>239704.05</w:t>
             </w:r>
           </w:p>
         </w:tc>
@@ -2485,7 +2485,7 @@
           </w:tcPr>
           <w:p>
             <w:r>
-              <w:t>P006</w:t>
+              <w:t>P008</w:t>
             </w:r>
           </w:p>
         </w:tc>
@@ -2505,7 +2505,7 @@
           </w:tcPr>
           <w:p>
             <w:r>
-              <w:t>215120.7</w:t>
+              <w:t>225942.78</w:t>
             </w:r>
           </w:p>
         </w:tc>
@@ -2537,7 +2537,7 @@
           </w:tcPr>
           <w:p>
             <w:r>
-              <w:t>P013</w:t>
+              <w:t>P018</w:t>
             </w:r>
           </w:p>
         </w:tc>
@@ -2557,7 +2557,7 @@
           </w:tcPr>
           <w:p>
             <w:r>
-              <w:t>202371.92</w:t>
+              <w:t>232315.53</w:t>
             </w:r>
           </w:p>
         </w:tc>
@@ -2589,7 +2589,7 @@
           </w:tcPr>
           <w:p>
             <w:r>
-              <w:t>P015</w:t>
+              <w:t>P013</w:t>
             </w:r>
           </w:p>
         </w:tc>
@@ -2609,7 +2609,7 @@
           </w:tcPr>
           <w:p>
             <w:r>
-              <w:t>186068.38</w:t>
+              <w:t>175198.63</w:t>
             </w:r>
           </w:p>
         </w:tc>
@@ -2641,7 +2641,7 @@
           </w:tcPr>
           <w:p>
             <w:r>
-              <w:t>P010</w:t>
+              <w:t>P015</w:t>
             </w:r>
           </w:p>
         </w:tc>
@@ -2661,7 +2661,7 @@
           </w:tcPr>
           <w:p>
             <w:r>
-              <w:t>169162.89</w:t>
+              <w:t>135440.12</w:t>
             </w:r>
           </w:p>
         </w:tc>
@@ -2693,7 +2693,7 @@
           </w:tcPr>
           <w:p>
             <w:r>
-              <w:t>P006</w:t>
+              <w:t>P008</w:t>
             </w:r>
           </w:p>
         </w:tc>
@@ -2713,7 +2713,7 @@
           </w:tcPr>
           <w:p>
             <w:r>
-              <w:t>207474.14</w:t>
+              <w:t>149124.16</w:t>
             </w:r>
           </w:p>
         </w:tc>
@@ -2745,7 +2745,7 @@
           </w:tcPr>
           <w:p>
             <w:r>
-              <w:t>P013</w:t>
+              <w:t>P018</w:t>
             </w:r>
           </w:p>
         </w:tc>
@@ -2765,7 +2765,7 @@
           </w:tcPr>
           <w:p>
             <w:r>
-              <w:t>155101.33</w:t>
+              <w:t>244458.05</w:t>
             </w:r>
           </w:p>
         </w:tc>
@@ -2797,7 +2797,7 @@
           </w:tcPr>
           <w:p>
             <w:r>
-              <w:t>P015</w:t>
+              <w:t>P013</w:t>
             </w:r>
           </w:p>
         </w:tc>
@@ -2817,7 +2817,7 @@
           </w:tcPr>
           <w:p>
             <w:r>
-              <w:t>155634.62</w:t>
+              <w:t>238317.28</w:t>
             </w:r>
           </w:p>
         </w:tc>
@@ -2849,7 +2849,7 @@
           </w:tcPr>
           <w:p>
             <w:r>
-              <w:t>P010</w:t>
+              <w:t>P015</w:t>
             </w:r>
           </w:p>
         </w:tc>
@@ -2869,7 +2869,7 @@
           </w:tcPr>
           <w:p>
             <w:r>
-              <w:t>122356.97</w:t>
+              <w:t>184268.5</w:t>
             </w:r>
           </w:p>
         </w:tc>
@@ -2901,7 +2901,7 @@
           </w:tcPr>
           <w:p>
             <w:r>
-              <w:t>P006</w:t>
+              <w:t>P008</w:t>
             </w:r>
           </w:p>
         </w:tc>
@@ -2921,7 +2921,7 @@
           </w:tcPr>
           <w:p>
             <w:r>
-              <w:t>233448.94</w:t>
+              <w:t>207160.92</w:t>
             </w:r>
           </w:p>
         </w:tc>
@@ -2953,7 +2953,7 @@
           </w:tcPr>
           <w:p>
             <w:r>
-              <w:t>P013</w:t>
+              <w:t>P018</w:t>
             </w:r>
           </w:p>
         </w:tc>
@@ -2973,7 +2973,7 @@
           </w:tcPr>
           <w:p>
             <w:r>
-              <w:t>72441.76</w:t>
+              <w:t>113746.89</w:t>
             </w:r>
           </w:p>
         </w:tc>
@@ -3005,7 +3005,7 @@
           </w:tcPr>
           <w:p>
             <w:r>
-              <w:t>P027</w:t>
+              <w:t>P014</w:t>
             </w:r>
           </w:p>
         </w:tc>
@@ -3025,7 +3025,7 @@
           </w:tcPr>
           <w:p>
             <w:r>
-              <w:t>90431.36</w:t>
+              <w:t>86775.8</w:t>
             </w:r>
           </w:p>
         </w:tc>
@@ -3057,7 +3057,7 @@
           </w:tcPr>
           <w:p>
             <w:r>
-              <w:t>P018</w:t>
+              <w:t>P005</w:t>
             </w:r>
           </w:p>
         </w:tc>
@@ -3077,7 +3077,7 @@
           </w:tcPr>
           <w:p>
             <w:r>
-              <w:t>157332.03</w:t>
+              <w:t>157585.65</w:t>
             </w:r>
           </w:p>
         </w:tc>
@@ -3109,7 +3109,7 @@
           </w:tcPr>
           <w:p>
             <w:r>
-              <w:t>P029</w:t>
+              <w:t>P010</w:t>
             </w:r>
           </w:p>
         </w:tc>
@@ -3129,7 +3129,7 @@
           </w:tcPr>
           <w:p>
             <w:r>
-              <w:t>82907.43</w:t>
+              <w:t>98193.64</w:t>
             </w:r>
           </w:p>
         </w:tc>
@@ -3161,7 +3161,7 @@
           </w:tcPr>
           <w:p>
             <w:r>
-              <w:t>P017</w:t>
+              <w:t>P013</w:t>
             </w:r>
           </w:p>
         </w:tc>
@@ -3181,7 +3181,7 @@
           </w:tcPr>
           <w:p>
             <w:r>
-              <w:t>220897.2</w:t>
+              <w:t>95068.91</w:t>
             </w:r>
           </w:p>
         </w:tc>
@@ -3213,7 +3213,7 @@
           </w:tcPr>
           <w:p>
             <w:r>
-              <w:t>P027</w:t>
+              <w:t>P014</w:t>
             </w:r>
           </w:p>
         </w:tc>
@@ -3233,7 +3233,7 @@
           </w:tcPr>
           <w:p>
             <w:r>
-              <w:t>138368.11</w:t>
+              <w:t>221508.25</w:t>
             </w:r>
           </w:p>
         </w:tc>
@@ -3265,7 +3265,7 @@
           </w:tcPr>
           <w:p>
             <w:r>
-              <w:t>P018</w:t>
+              <w:t>P005</w:t>
             </w:r>
           </w:p>
         </w:tc>
@@ -3285,7 +3285,7 @@
           </w:tcPr>
           <w:p>
             <w:r>
-              <w:t>186059.05</w:t>
+              <w:t>78870.35</w:t>
             </w:r>
           </w:p>
         </w:tc>
@@ -3317,7 +3317,7 @@
           </w:tcPr>
           <w:p>
             <w:r>
-              <w:t>P029</w:t>
+              <w:t>P010</w:t>
             </w:r>
           </w:p>
         </w:tc>
@@ -3337,7 +3337,7 @@
           </w:tcPr>
           <w:p>
             <w:r>
-              <w:t>193383.59</w:t>
+              <w:t>142605.03</w:t>
             </w:r>
           </w:p>
         </w:tc>
@@ -3369,7 +3369,7 @@
           </w:tcPr>
           <w:p>
             <w:r>
-              <w:t>P017</w:t>
+              <w:t>P013</w:t>
             </w:r>
           </w:p>
         </w:tc>
@@ -3389,7 +3389,7 @@
           </w:tcPr>
           <w:p>
             <w:r>
-              <w:t>147765.59</w:t>
+              <w:t>61524.79</w:t>
             </w:r>
           </w:p>
         </w:tc>
@@ -3421,7 +3421,7 @@
           </w:tcPr>
           <w:p>
             <w:r>
-              <w:t>P027</w:t>
+              <w:t>P014</w:t>
             </w:r>
           </w:p>
         </w:tc>
@@ -3441,7 +3441,7 @@
           </w:tcPr>
           <w:p>
             <w:r>
-              <w:t>229777.87</w:t>
+              <w:t>132535.5</w:t>
             </w:r>
           </w:p>
         </w:tc>
@@ -3473,7 +3473,7 @@
           </w:tcPr>
           <w:p>
             <w:r>
-              <w:t>P018</w:t>
+              <w:t>P005</w:t>
             </w:r>
           </w:p>
         </w:tc>
@@ -3493,7 +3493,7 @@
           </w:tcPr>
           <w:p>
             <w:r>
-              <w:t>139096.54</w:t>
+              <w:t>133301.57</w:t>
             </w:r>
           </w:p>
         </w:tc>
@@ -3525,7 +3525,7 @@
           </w:tcPr>
           <w:p>
             <w:r>
-              <w:t>P029</w:t>
+              <w:t>P010</w:t>
             </w:r>
           </w:p>
         </w:tc>
@@ -3545,7 +3545,7 @@
           </w:tcPr>
           <w:p>
             <w:r>
-              <w:t>61127.16</w:t>
+              <w:t>155998.36</w:t>
             </w:r>
           </w:p>
         </w:tc>
@@ -3577,7 +3577,7 @@
           </w:tcPr>
           <w:p>
             <w:r>
-              <w:t>P017</w:t>
+              <w:t>P013</w:t>
             </w:r>
           </w:p>
         </w:tc>
@@ -3597,7 +3597,7 @@
           </w:tcPr>
           <w:p>
             <w:r>
-              <w:t>76388.87</w:t>
+              <w:t>127683.81</w:t>
             </w:r>
           </w:p>
         </w:tc>
@@ -3629,7 +3629,7 @@
           </w:tcPr>
           <w:p>
             <w:r>
-              <w:t>P027</w:t>
+              <w:t>P014</w:t>
             </w:r>
           </w:p>
         </w:tc>
@@ -3649,7 +3649,7 @@
           </w:tcPr>
           <w:p>
             <w:r>
-              <w:t>133084.91</w:t>
+              <w:t>100999.13</w:t>
             </w:r>
           </w:p>
         </w:tc>
@@ -3681,7 +3681,7 @@
           </w:tcPr>
           <w:p>
             <w:r>
-              <w:t>P018</w:t>
+              <w:t>P005</w:t>
             </w:r>
           </w:p>
         </w:tc>
@@ -3701,7 +3701,7 @@
           </w:tcPr>
           <w:p>
             <w:r>
-              <w:t>162782.24</w:t>
+              <w:t>116052.6</w:t>
             </w:r>
           </w:p>
         </w:tc>
@@ -3733,7 +3733,7 @@
           </w:tcPr>
           <w:p>
             <w:r>
-              <w:t>P029</w:t>
+              <w:t>P010</w:t>
             </w:r>
           </w:p>
         </w:tc>
@@ -3753,7 +3753,7 @@
           </w:tcPr>
           <w:p>
             <w:r>
-              <w:t>161759.44</w:t>
+              <w:t>65814.09</w:t>
             </w:r>
           </w:p>
         </w:tc>
@@ -3785,7 +3785,7 @@
           </w:tcPr>
           <w:p>
             <w:r>
-              <w:t>P017</w:t>
+              <w:t>P013</w:t>
             </w:r>
           </w:p>
         </w:tc>
@@ -3805,7 +3805,7 @@
           </w:tcPr>
           <w:p>
             <w:r>
-              <w:t>184553.54</w:t>
+              <w:t>139957.37</w:t>
             </w:r>
           </w:p>
         </w:tc>
@@ -3837,7 +3837,7 @@
           </w:tcPr>
           <w:p>
             <w:r>
-              <w:t>P027</w:t>
+              <w:t>P014</w:t>
             </w:r>
           </w:p>
         </w:tc>
@@ -3857,7 +3857,7 @@
           </w:tcPr>
           <w:p>
             <w:r>
-              <w:t>111633.91</w:t>
+              <w:t>124215.5</w:t>
             </w:r>
           </w:p>
         </w:tc>
@@ -3889,7 +3889,7 @@
           </w:tcPr>
           <w:p>
             <w:r>
-              <w:t>P018</w:t>
+              <w:t>P005</w:t>
             </w:r>
           </w:p>
         </w:tc>
@@ -3909,7 +3909,7 @@
           </w:tcPr>
           <w:p>
             <w:r>
-              <w:t>54354.09</w:t>
+              <w:t>157127.11</w:t>
             </w:r>
           </w:p>
         </w:tc>
@@ -3941,7 +3941,7 @@
           </w:tcPr>
           <w:p>
             <w:r>
-              <w:t>P029</w:t>
+              <w:t>P010</w:t>
             </w:r>
           </w:p>
         </w:tc>
@@ -3961,7 +3961,7 @@
           </w:tcPr>
           <w:p>
             <w:r>
-              <w:t>100891.44</w:t>
+              <w:t>215881.26</w:t>
             </w:r>
           </w:p>
         </w:tc>
@@ -3993,7 +3993,7 @@
           </w:tcPr>
           <w:p>
             <w:r>
-              <w:t>P017</w:t>
+              <w:t>P013</w:t>
             </w:r>
           </w:p>
         </w:tc>
@@ -4013,7 +4013,7 @@
           </w:tcPr>
           <w:p>
             <w:r>
-              <w:t>50603.09</w:t>
+              <w:t>60307.33</w:t>
             </w:r>
           </w:p>
         </w:tc>
@@ -4045,7 +4045,7 @@
           </w:tcPr>
           <w:p>
             <w:r>
-              <w:t>P027</w:t>
+              <w:t>P014</w:t>
             </w:r>
           </w:p>
         </w:tc>
@@ -4065,7 +4065,7 @@
           </w:tcPr>
           <w:p>
             <w:r>
-              <w:t>93580.26</w:t>
+              <w:t>125433.59</w:t>
             </w:r>
           </w:p>
         </w:tc>
@@ -4097,7 +4097,7 @@
           </w:tcPr>
           <w:p>
             <w:r>
-              <w:t>P018</w:t>
+              <w:t>P005</w:t>
             </w:r>
           </w:p>
         </w:tc>
@@ -4117,7 +4117,7 @@
           </w:tcPr>
           <w:p>
             <w:r>
-              <w:t>64605.91</w:t>
+              <w:t>170993.89</w:t>
             </w:r>
           </w:p>
         </w:tc>
@@ -4149,7 +4149,7 @@
           </w:tcPr>
           <w:p>
             <w:r>
-              <w:t>P029</w:t>
+              <w:t>P010</w:t>
             </w:r>
           </w:p>
         </w:tc>
@@ -4169,7 +4169,7 @@
           </w:tcPr>
           <w:p>
             <w:r>
-              <w:t>134739.48</w:t>
+              <w:t>57909.51</w:t>
             </w:r>
           </w:p>
         </w:tc>
@@ -4201,7 +4201,7 @@
           </w:tcPr>
           <w:p>
             <w:r>
-              <w:t>P017</w:t>
+              <w:t>P013</w:t>
             </w:r>
           </w:p>
         </w:tc>
@@ -4221,7 +4221,7 @@
           </w:tcPr>
           <w:p>
             <w:r>
-              <w:t>190076.98</w:t>
+              <w:t>64556.87</w:t>
             </w:r>
           </w:p>
         </w:tc>
@@ -4253,7 +4253,7 @@
           </w:tcPr>
           <w:p>
             <w:r>
-              <w:t>P027</w:t>
+              <w:t>P014</w:t>
             </w:r>
           </w:p>
         </w:tc>
@@ -4273,7 +4273,7 @@
           </w:tcPr>
           <w:p>
             <w:r>
-              <w:t>158232.7</w:t>
+              <w:t>210930.12</w:t>
             </w:r>
           </w:p>
         </w:tc>
@@ -4305,7 +4305,7 @@
           </w:tcPr>
           <w:p>
             <w:r>
-              <w:t>P018</w:t>
+              <w:t>P005</w:t>
             </w:r>
           </w:p>
         </w:tc>
@@ -4325,7 +4325,7 @@
           </w:tcPr>
           <w:p>
             <w:r>
-              <w:t>62051.13</w:t>
+              <w:t>167516.74</w:t>
             </w:r>
           </w:p>
         </w:tc>
@@ -4357,7 +4357,7 @@
           </w:tcPr>
           <w:p>
             <w:r>
-              <w:t>P029</w:t>
+              <w:t>P010</w:t>
             </w:r>
           </w:p>
         </w:tc>
@@ -4377,7 +4377,7 @@
           </w:tcPr>
           <w:p>
             <w:r>
-              <w:t>228843.69</w:t>
+              <w:t>184290.1</w:t>
             </w:r>
           </w:p>
         </w:tc>
@@ -4409,7 +4409,7 @@
           </w:tcPr>
           <w:p>
             <w:r>
-              <w:t>P017</w:t>
+              <w:t>P013</w:t>
             </w:r>
           </w:p>
         </w:tc>
@@ -4429,7 +4429,7 @@
           </w:tcPr>
           <w:p>
             <w:r>
-              <w:t>247227.45</w:t>
+              <w:t>93403.3</w:t>
             </w:r>
           </w:p>
         </w:tc>
@@ -4461,7 +4461,7 @@
           </w:tcPr>
           <w:p>
             <w:r>
-              <w:t>P016</w:t>
+              <w:t>P007</w:t>
             </w:r>
           </w:p>
         </w:tc>
@@ -4481,7 +4481,7 @@
           </w:tcPr>
           <w:p>
             <w:r>
-              <w:t>85996.27</w:t>
+              <w:t>110637.61</w:t>
             </w:r>
           </w:p>
         </w:tc>
@@ -4513,7 +4513,7 @@
           </w:tcPr>
           <w:p>
             <w:r>
-              <w:t>P002</w:t>
+              <w:t>P028</w:t>
             </w:r>
           </w:p>
         </w:tc>
@@ -4533,7 +4533,7 @@
           </w:tcPr>
           <w:p>
             <w:r>
-              <w:t>77085.77</w:t>
+              <w:t>231798.83</w:t>
             </w:r>
           </w:p>
         </w:tc>
@@ -4565,7 +4565,7 @@
           </w:tcPr>
           <w:p>
             <w:r>
-              <w:t>P010</w:t>
+              <w:t>P030</w:t>
             </w:r>
           </w:p>
         </w:tc>
@@ -4585,7 +4585,7 @@
           </w:tcPr>
           <w:p>
             <w:r>
-              <w:t>178305.0</w:t>
+              <w:t>92361.55</w:t>
             </w:r>
           </w:p>
         </w:tc>
@@ -4617,7 +4617,7 @@
           </w:tcPr>
           <w:p>
             <w:r>
-              <w:t>P014</w:t>
+              <w:t>P011</w:t>
             </w:r>
           </w:p>
         </w:tc>
@@ -4637,7 +4637,7 @@
           </w:tcPr>
           <w:p>
             <w:r>
-              <w:t>195857.9</w:t>
+              <w:t>88004.74</w:t>
             </w:r>
           </w:p>
         </w:tc>
@@ -4669,7 +4669,7 @@
           </w:tcPr>
           <w:p>
             <w:r>
-              <w:t>P016</w:t>
+              <w:t>P007</w:t>
             </w:r>
           </w:p>
         </w:tc>
@@ -4689,7 +4689,7 @@
           </w:tcPr>
           <w:p>
             <w:r>
-              <w:t>242756.51</w:t>
+              <w:t>198295.04</w:t>
             </w:r>
           </w:p>
         </w:tc>
@@ -4721,7 +4721,7 @@
           </w:tcPr>
           <w:p>
             <w:r>
-              <w:t>P002</w:t>
+              <w:t>P028</w:t>
             </w:r>
           </w:p>
         </w:tc>
@@ -4741,7 +4741,7 @@
           </w:tcPr>
           <w:p>
             <w:r>
-              <w:t>124892.18</w:t>
+              <w:t>199375.85</w:t>
             </w:r>
           </w:p>
         </w:tc>
@@ -4773,7 +4773,7 @@
           </w:tcPr>
           <w:p>
             <w:r>
-              <w:t>P010</w:t>
+              <w:t>P030</w:t>
             </w:r>
           </w:p>
         </w:tc>
@@ -4793,7 +4793,7 @@
           </w:tcPr>
           <w:p>
             <w:r>
-              <w:t>228266.72</w:t>
+              <w:t>200866.15</w:t>
             </w:r>
           </w:p>
         </w:tc>
@@ -4825,7 +4825,7 @@
           </w:tcPr>
           <w:p>
             <w:r>
-              <w:t>P014</w:t>
+              <w:t>P011</w:t>
             </w:r>
           </w:p>
         </w:tc>
@@ -4845,7 +4845,7 @@
           </w:tcPr>
           <w:p>
             <w:r>
-              <w:t>139707.43</w:t>
+              <w:t>232888.26</w:t>
             </w:r>
           </w:p>
         </w:tc>
@@ -4877,7 +4877,7 @@
           </w:tcPr>
           <w:p>
             <w:r>
-              <w:t>P016</w:t>
+              <w:t>P007</w:t>
             </w:r>
           </w:p>
         </w:tc>
@@ -4897,7 +4897,7 @@
           </w:tcPr>
           <w:p>
             <w:r>
-              <w:t>233423.02</w:t>
+              <w:t>189125.26</w:t>
             </w:r>
           </w:p>
         </w:tc>
@@ -4929,7 +4929,7 @@
           </w:tcPr>
           <w:p>
             <w:r>
-              <w:t>P002</w:t>
+              <w:t>P028</w:t>
             </w:r>
           </w:p>
         </w:tc>
@@ -4949,7 +4949,7 @@
           </w:tcPr>
           <w:p>
             <w:r>
-              <w:t>125499.27</w:t>
+              <w:t>190753.72</w:t>
             </w:r>
           </w:p>
         </w:tc>
@@ -4981,7 +4981,7 @@
           </w:tcPr>
           <w:p>
             <w:r>
-              <w:t>P010</w:t>
+              <w:t>P030</w:t>
             </w:r>
           </w:p>
         </w:tc>
@@ -5001,7 +5001,7 @@
           </w:tcPr>
           <w:p>
             <w:r>
-              <w:t>66050.0</w:t>
+              <w:t>129326.41</w:t>
             </w:r>
           </w:p>
         </w:tc>
@@ -5033,7 +5033,7 @@
           </w:tcPr>
           <w:p>
             <w:r>
-              <w:t>P014</w:t>
+              <w:t>P011</w:t>
             </w:r>
           </w:p>
         </w:tc>
@@ -5053,7 +5053,7 @@
           </w:tcPr>
           <w:p>
             <w:r>
-              <w:t>242828.88</w:t>
+              <w:t>97866.19</w:t>
             </w:r>
           </w:p>
         </w:tc>
@@ -5085,7 +5085,7 @@
           </w:tcPr>
           <w:p>
             <w:r>
-              <w:t>P016</w:t>
+              <w:t>P007</w:t>
             </w:r>
           </w:p>
         </w:tc>
@@ -5105,7 +5105,7 @@
           </w:tcPr>
           <w:p>
             <w:r>
-              <w:t>224910.74</w:t>
+              <w:t>114323.0</w:t>
             </w:r>
           </w:p>
         </w:tc>
@@ -5137,7 +5137,7 @@
           </w:tcPr>
           <w:p>
             <w:r>
-              <w:t>P002</w:t>
+              <w:t>P028</w:t>
             </w:r>
           </w:p>
         </w:tc>
@@ -5157,7 +5157,7 @@
           </w:tcPr>
           <w:p>
             <w:r>
-              <w:t>76597.96</w:t>
+              <w:t>106611.84</w:t>
             </w:r>
           </w:p>
         </w:tc>
@@ -5189,7 +5189,7 @@
           </w:tcPr>
           <w:p>
             <w:r>
-              <w:t>P010</w:t>
+              <w:t>P030</w:t>
             </w:r>
           </w:p>
         </w:tc>
@@ -5209,7 +5209,7 @@
           </w:tcPr>
           <w:p>
             <w:r>
-              <w:t>222057.32</w:t>
+              <w:t>143250.09</w:t>
             </w:r>
           </w:p>
         </w:tc>
@@ -5241,7 +5241,7 @@
           </w:tcPr>
           <w:p>
             <w:r>
-              <w:t>P014</w:t>
+              <w:t>P011</w:t>
             </w:r>
           </w:p>
         </w:tc>
@@ -5261,7 +5261,7 @@
           </w:tcPr>
           <w:p>
             <w:r>
-              <w:t>73726.63</w:t>
+              <w:t>179744.27</w:t>
             </w:r>
           </w:p>
         </w:tc>
@@ -5293,7 +5293,7 @@
           </w:tcPr>
           <w:p>
             <w:r>
-              <w:t>P016</w:t>
+              <w:t>P007</w:t>
             </w:r>
           </w:p>
         </w:tc>
@@ -5313,7 +5313,7 @@
           </w:tcPr>
           <w:p>
             <w:r>
-              <w:t>248569.36</w:t>
+              <w:t>111684.46</w:t>
             </w:r>
           </w:p>
         </w:tc>
@@ -5345,7 +5345,7 @@
           </w:tcPr>
           <w:p>
             <w:r>
-              <w:t>P002</w:t>
+              <w:t>P028</w:t>
             </w:r>
           </w:p>
         </w:tc>
@@ -5365,7 +5365,7 @@
           </w:tcPr>
           <w:p>
             <w:r>
-              <w:t>128611.73</w:t>
+              <w:t>121928.92</w:t>
             </w:r>
           </w:p>
         </w:tc>
@@ -5397,7 +5397,7 @@
           </w:tcPr>
           <w:p>
             <w:r>
-              <w:t>P010</w:t>
+              <w:t>P030</w:t>
             </w:r>
           </w:p>
         </w:tc>
@@ -5417,7 +5417,7 @@
           </w:tcPr>
           <w:p>
             <w:r>
-              <w:t>75469.42</w:t>
+              <w:t>226562.39</w:t>
             </w:r>
           </w:p>
         </w:tc>
@@ -5449,7 +5449,7 @@
           </w:tcPr>
           <w:p>
             <w:r>
-              <w:t>P014</w:t>
+              <w:t>P011</w:t>
             </w:r>
           </w:p>
         </w:tc>
@@ -5469,7 +5469,7 @@
           </w:tcPr>
           <w:p>
             <w:r>
-              <w:t>245744.88</w:t>
+              <w:t>143200.81</w:t>
             </w:r>
           </w:p>
         </w:tc>
@@ -5501,7 +5501,7 @@
           </w:tcPr>
           <w:p>
             <w:r>
-              <w:t>P016</w:t>
+              <w:t>P007</w:t>
             </w:r>
           </w:p>
         </w:tc>
@@ -5521,7 +5521,7 @@
           </w:tcPr>
           <w:p>
             <w:r>
-              <w:t>216964.32</w:t>
+              <w:t>210563.32</w:t>
             </w:r>
           </w:p>
         </w:tc>
@@ -5553,7 +5553,7 @@
           </w:tcPr>
           <w:p>
             <w:r>
-              <w:t>P002</w:t>
+              <w:t>P028</w:t>
             </w:r>
           </w:p>
         </w:tc>
@@ -5573,7 +5573,7 @@
           </w:tcPr>
           <w:p>
             <w:r>
-              <w:t>201235.88</w:t>
+              <w:t>194482.71</w:t>
             </w:r>
           </w:p>
         </w:tc>
@@ -5605,7 +5605,7 @@
           </w:tcPr>
           <w:p>
             <w:r>
-              <w:t>P010</w:t>
+              <w:t>P030</w:t>
             </w:r>
           </w:p>
         </w:tc>
@@ -5625,7 +5625,7 @@
           </w:tcPr>
           <w:p>
             <w:r>
-              <w:t>245698.14</w:t>
+              <w:t>202325.79</w:t>
             </w:r>
           </w:p>
         </w:tc>
@@ -5657,7 +5657,7 @@
           </w:tcPr>
           <w:p>
             <w:r>
-              <w:t>P014</w:t>
+              <w:t>P011</w:t>
             </w:r>
           </w:p>
         </w:tc>
@@ -5677,7 +5677,7 @@
           </w:tcPr>
           <w:p>
             <w:r>
-              <w:t>142600.78</w:t>
+              <w:t>114046.66</w:t>
             </w:r>
           </w:p>
         </w:tc>
@@ -5709,7 +5709,7 @@
           </w:tcPr>
           <w:p>
             <w:r>
-              <w:t>P016</w:t>
+              <w:t>P007</w:t>
             </w:r>
           </w:p>
         </w:tc>
@@ -5729,7 +5729,7 @@
           </w:tcPr>
           <w:p>
             <w:r>
-              <w:t>193818.8</w:t>
+              <w:t>90625.5</w:t>
             </w:r>
           </w:p>
         </w:tc>
@@ -5761,7 +5761,7 @@
           </w:tcPr>
           <w:p>
             <w:r>
-              <w:t>P002</w:t>
+              <w:t>P028</w:t>
             </w:r>
           </w:p>
         </w:tc>
@@ -5781,7 +5781,7 @@
           </w:tcPr>
           <w:p>
             <w:r>
-              <w:t>134825.61</w:t>
+              <w:t>112584.4</w:t>
             </w:r>
           </w:p>
         </w:tc>
@@ -5813,7 +5813,7 @@
           </w:tcPr>
           <w:p>
             <w:r>
-              <w:t>P010</w:t>
+              <w:t>P030</w:t>
             </w:r>
           </w:p>
         </w:tc>
@@ -5833,7 +5833,7 @@
           </w:tcPr>
           <w:p>
             <w:r>
-              <w:t>125855.29</w:t>
+              <w:t>59143.09</w:t>
             </w:r>
           </w:p>
         </w:tc>
@@ -5865,7 +5865,7 @@
           </w:tcPr>
           <w:p>
             <w:r>
-              <w:t>P014</w:t>
+              <w:t>P011</w:t>
             </w:r>
           </w:p>
         </w:tc>
@@ -5885,7 +5885,7 @@
           </w:tcPr>
           <w:p>
             <w:r>
-              <w:t>95932.81</w:t>
+              <w:t>222816.97</w:t>
             </w:r>
           </w:p>
         </w:tc>
@@ -5917,7 +5917,7 @@
           </w:tcPr>
           <w:p>
             <w:r>
-              <w:t>P015</w:t>
+              <w:t>P024</w:t>
             </w:r>
           </w:p>
         </w:tc>
@@ -5937,7 +5937,7 @@
           </w:tcPr>
           <w:p>
             <w:r>
-              <w:t>87696.09</w:t>
+              <w:t>160662.31</w:t>
             </w:r>
           </w:p>
         </w:tc>
@@ -5969,7 +5969,7 @@
           </w:tcPr>
           <w:p>
             <w:r>
-              <w:t>P012</w:t>
+              <w:t>P005</w:t>
             </w:r>
           </w:p>
         </w:tc>
@@ -5989,7 +5989,7 @@
           </w:tcPr>
           <w:p>
             <w:r>
-              <w:t>225041.63</w:t>
+              <w:t>166806.38</w:t>
             </w:r>
           </w:p>
         </w:tc>
@@ -6021,7 +6021,7 @@
           </w:tcPr>
           <w:p>
             <w:r>
-              <w:t>P005</w:t>
+              <w:t>P001</w:t>
             </w:r>
           </w:p>
         </w:tc>
@@ -6041,7 +6041,7 @@
           </w:tcPr>
           <w:p>
             <w:r>
-              <w:t>203097.99</w:t>
+              <w:t>194002.39</w:t>
             </w:r>
           </w:p>
         </w:tc>
@@ -6093,7 +6093,7 @@
           </w:tcPr>
           <w:p>
             <w:r>
-              <w:t>56443.46</w:t>
+              <w:t>109038.46</w:t>
             </w:r>
           </w:p>
         </w:tc>
@@ -6125,7 +6125,7 @@
           </w:tcPr>
           <w:p>
             <w:r>
-              <w:t>P015</w:t>
+              <w:t>P024</w:t>
             </w:r>
           </w:p>
         </w:tc>
@@ -6145,7 +6145,7 @@
           </w:tcPr>
           <w:p>
             <w:r>
-              <w:t>182039.54</w:t>
+              <w:t>89238.36</w:t>
             </w:r>
           </w:p>
         </w:tc>
@@ -6177,7 +6177,7 @@
           </w:tcPr>
           <w:p>
             <w:r>
-              <w:t>P012</w:t>
+              <w:t>P005</w:t>
             </w:r>
           </w:p>
         </w:tc>
@@ -6197,7 +6197,7 @@
           </w:tcPr>
           <w:p>
             <w:r>
-              <w:t>172984.64</w:t>
+              <w:t>96003.73</w:t>
             </w:r>
           </w:p>
         </w:tc>
@@ -6229,7 +6229,7 @@
           </w:tcPr>
           <w:p>
             <w:r>
-              <w:t>P005</w:t>
+              <w:t>P001</w:t>
             </w:r>
           </w:p>
         </w:tc>
@@ -6249,7 +6249,7 @@
           </w:tcPr>
           <w:p>
             <w:r>
-              <w:t>237247.59</w:t>
+              <w:t>163957.9</w:t>
             </w:r>
           </w:p>
         </w:tc>
@@ -6301,7 +6301,7 @@
           </w:tcPr>
           <w:p>
             <w:r>
-              <w:t>227808.27</w:t>
+              <w:t>99146.0</w:t>
             </w:r>
           </w:p>
         </w:tc>
@@ -6333,7 +6333,7 @@
           </w:tcPr>
           <w:p>
             <w:r>
-              <w:t>P015</w:t>
+              <w:t>P024</w:t>
             </w:r>
           </w:p>
         </w:tc>
@@ -6353,7 +6353,7 @@
           </w:tcPr>
           <w:p>
             <w:r>
-              <w:t>98133.26</w:t>
+              <w:t>160128.51</w:t>
             </w:r>
           </w:p>
         </w:tc>
@@ -6385,7 +6385,7 @@
           </w:tcPr>
           <w:p>
             <w:r>
-              <w:t>P012</w:t>
+              <w:t>P005</w:t>
             </w:r>
           </w:p>
         </w:tc>
@@ -6405,7 +6405,7 @@
           </w:tcPr>
           <w:p>
             <w:r>
-              <w:t>63458.18</w:t>
+              <w:t>238692.91</w:t>
             </w:r>
           </w:p>
         </w:tc>
@@ -6437,7 +6437,7 @@
           </w:tcPr>
           <w:p>
             <w:r>
-              <w:t>P005</w:t>
+              <w:t>P001</w:t>
             </w:r>
           </w:p>
         </w:tc>
@@ -6457,7 +6457,7 @@
           </w:tcPr>
           <w:p>
             <w:r>
-              <w:t>168788.83</w:t>
+              <w:t>117512.86</w:t>
             </w:r>
           </w:p>
         </w:tc>
@@ -6509,7 +6509,7 @@
           </w:tcPr>
           <w:p>
             <w:r>
-              <w:t>139288.21</w:t>
+              <w:t>202672.13</w:t>
             </w:r>
           </w:p>
         </w:tc>
@@ -6541,7 +6541,7 @@
           </w:tcPr>
           <w:p>
             <w:r>
-              <w:t>P015</w:t>
+              <w:t>P024</w:t>
             </w:r>
           </w:p>
         </w:tc>
@@ -6561,7 +6561,7 @@
           </w:tcPr>
           <w:p>
             <w:r>
-              <w:t>184404.73</w:t>
+              <w:t>147724.22</w:t>
             </w:r>
           </w:p>
         </w:tc>
@@ -6593,7 +6593,7 @@
           </w:tcPr>
           <w:p>
             <w:r>
-              <w:t>P012</w:t>
+              <w:t>P005</w:t>
             </w:r>
           </w:p>
         </w:tc>
@@ -6613,7 +6613,7 @@
           </w:tcPr>
           <w:p>
             <w:r>
-              <w:t>224442.48</w:t>
+              <w:t>194711.59</w:t>
             </w:r>
           </w:p>
         </w:tc>
@@ -6645,7 +6645,7 @@
           </w:tcPr>
           <w:p>
             <w:r>
-              <w:t>P005</w:t>
+              <w:t>P001</w:t>
             </w:r>
           </w:p>
         </w:tc>
@@ -6665,7 +6665,7 @@
           </w:tcPr>
           <w:p>
             <w:r>
-              <w:t>98946.83</w:t>
+              <w:t>197918.82</w:t>
             </w:r>
           </w:p>
         </w:tc>
@@ -6717,7 +6717,7 @@
           </w:tcPr>
           <w:p>
             <w:r>
-              <w:t>58847.35</w:t>
+              <w:t>142165.8</w:t>
             </w:r>
           </w:p>
         </w:tc>
@@ -6749,7 +6749,7 @@
           </w:tcPr>
           <w:p>
             <w:r>
-              <w:t>P015</w:t>
+              <w:t>P024</w:t>
             </w:r>
           </w:p>
         </w:tc>
@@ -6769,7 +6769,7 @@
           </w:tcPr>
           <w:p>
             <w:r>
-              <w:t>137792.56</w:t>
+              <w:t>196554.45</w:t>
             </w:r>
           </w:p>
         </w:tc>
@@ -6801,7 +6801,7 @@
           </w:tcPr>
           <w:p>
             <w:r>
-              <w:t>P012</w:t>
+              <w:t>P005</w:t>
             </w:r>
           </w:p>
         </w:tc>
@@ -6821,7 +6821,7 @@
           </w:tcPr>
           <w:p>
             <w:r>
-              <w:t>157951.96</w:t>
+              <w:t>120435.23</w:t>
             </w:r>
           </w:p>
         </w:tc>
@@ -6853,7 +6853,7 @@
           </w:tcPr>
           <w:p>
             <w:r>
-              <w:t>P005</w:t>
+              <w:t>P001</w:t>
             </w:r>
           </w:p>
         </w:tc>
@@ -6873,7 +6873,7 @@
           </w:tcPr>
           <w:p>
             <w:r>
-              <w:t>200877.14</w:t>
+              <w:t>77991.71</w:t>
             </w:r>
           </w:p>
         </w:tc>
@@ -6925,7 +6925,7 @@
           </w:tcPr>
           <w:p>
             <w:r>
-              <w:t>205212.72</w:t>
+              <w:t>159309.27</w:t>
             </w:r>
           </w:p>
         </w:tc>
@@ -6957,7 +6957,7 @@
           </w:tcPr>
           <w:p>
             <w:r>
-              <w:t>P015</w:t>
+              <w:t>P024</w:t>
             </w:r>
           </w:p>
         </w:tc>
@@ -6977,7 +6977,7 @@
           </w:tcPr>
           <w:p>
             <w:r>
-              <w:t>78027.12</w:t>
+              <w:t>86809.55</w:t>
             </w:r>
           </w:p>
         </w:tc>
@@ -7009,7 +7009,7 @@
           </w:tcPr>
           <w:p>
             <w:r>
-              <w:t>P012</w:t>
+              <w:t>P005</w:t>
             </w:r>
           </w:p>
         </w:tc>
@@ -7029,7 +7029,7 @@
           </w:tcPr>
           <w:p>
             <w:r>
-              <w:t>248696.69</w:t>
+              <w:t>227872.91</w:t>
             </w:r>
           </w:p>
         </w:tc>
@@ -7061,7 +7061,7 @@
           </w:tcPr>
           <w:p>
             <w:r>
-              <w:t>P005</w:t>
+              <w:t>P001</w:t>
             </w:r>
           </w:p>
         </w:tc>
@@ -7081,7 +7081,7 @@
           </w:tcPr>
           <w:p>
             <w:r>
-              <w:t>96832.3</w:t>
+              <w:t>248064.71</w:t>
             </w:r>
           </w:p>
         </w:tc>
@@ -7133,7 +7133,7 @@
           </w:tcPr>
           <w:p>
             <w:r>
-              <w:t>233279.41</w:t>
+              <w:t>241447.38</w:t>
             </w:r>
           </w:p>
         </w:tc>
@@ -7165,7 +7165,7 @@
           </w:tcPr>
           <w:p>
             <w:r>
-              <w:t>P015</w:t>
+              <w:t>P024</w:t>
             </w:r>
           </w:p>
         </w:tc>
@@ -7185,7 +7185,7 @@
           </w:tcPr>
           <w:p>
             <w:r>
-              <w:t>165222.07</w:t>
+              <w:t>154788.88</w:t>
             </w:r>
           </w:p>
         </w:tc>
@@ -7217,7 +7217,7 @@
           </w:tcPr>
           <w:p>
             <w:r>
-              <w:t>P012</w:t>
+              <w:t>P005</w:t>
             </w:r>
           </w:p>
         </w:tc>
@@ -7237,7 +7237,7 @@
           </w:tcPr>
           <w:p>
             <w:r>
-              <w:t>165494.96</w:t>
+              <w:t>217813.7</w:t>
             </w:r>
           </w:p>
         </w:tc>
@@ -7269,7 +7269,7 @@
           </w:tcPr>
           <w:p>
             <w:r>
-              <w:t>P005</w:t>
+              <w:t>P001</w:t>
             </w:r>
           </w:p>
         </w:tc>
@@ -7289,7 +7289,7 @@
           </w:tcPr>
           <w:p>
             <w:r>
-              <w:t>204507.64</w:t>
+              <w:t>64866.08</w:t>
             </w:r>
           </w:p>
         </w:tc>
@@ -7341,7 +7341,7 @@
           </w:tcPr>
           <w:p>
             <w:r>
-              <w:t>213676.5</w:t>
+              <w:t>213599.18</w:t>
             </w:r>
           </w:p>
         </w:tc>
@@ -7373,7 +7373,7 @@
           </w:tcPr>
           <w:p>
             <w:r>
-              <w:t>P008</w:t>
+              <w:t>P002</w:t>
             </w:r>
           </w:p>
         </w:tc>
@@ -7393,7 +7393,7 @@
           </w:tcPr>
           <w:p>
             <w:r>
-              <w:t>247139.11</w:t>
+              <w:t>77498.31</w:t>
             </w:r>
           </w:p>
         </w:tc>
@@ -7425,7 +7425,7 @@
           </w:tcPr>
           <w:p>
             <w:r>
-              <w:t>P010</w:t>
+              <w:t>P025</w:t>
             </w:r>
           </w:p>
         </w:tc>
@@ -7445,7 +7445,7 @@
           </w:tcPr>
           <w:p>
             <w:r>
-              <w:t>154250.21</w:t>
+              <w:t>176140.33</w:t>
             </w:r>
           </w:p>
         </w:tc>
@@ -7477,7 +7477,7 @@
           </w:tcPr>
           <w:p>
             <w:r>
-              <w:t>P029</w:t>
+              <w:t>P001</w:t>
             </w:r>
           </w:p>
         </w:tc>
@@ -7497,7 +7497,7 @@
           </w:tcPr>
           <w:p>
             <w:r>
-              <w:t>132712.04</w:t>
+              <w:t>63593.59</w:t>
             </w:r>
           </w:p>
         </w:tc>
@@ -7529,7 +7529,7 @@
           </w:tcPr>
           <w:p>
             <w:r>
-              <w:t>P005</w:t>
+              <w:t>P014</w:t>
             </w:r>
           </w:p>
         </w:tc>
@@ -7549,7 +7549,7 @@
           </w:tcPr>
           <w:p>
             <w:r>
-              <w:t>105030.78</w:t>
+              <w:t>80205.93</w:t>
             </w:r>
           </w:p>
         </w:tc>
@@ -7581,7 +7581,7 @@
           </w:tcPr>
           <w:p>
             <w:r>
-              <w:t>P008</w:t>
+              <w:t>P002</w:t>
             </w:r>
           </w:p>
         </w:tc>
@@ -7601,7 +7601,7 @@
           </w:tcPr>
           <w:p>
             <w:r>
-              <w:t>161343.62</w:t>
+              <w:t>93743.93</w:t>
             </w:r>
           </w:p>
         </w:tc>
@@ -7633,7 +7633,7 @@
           </w:tcPr>
           <w:p>
             <w:r>
-              <w:t>P010</w:t>
+              <w:t>P025</w:t>
             </w:r>
           </w:p>
         </w:tc>
@@ -7653,7 +7653,7 @@
           </w:tcPr>
           <w:p>
             <w:r>
-              <w:t>168333.42</w:t>
+              <w:t>141201.93</w:t>
             </w:r>
           </w:p>
         </w:tc>
@@ -7685,7 +7685,7 @@
           </w:tcPr>
           <w:p>
             <w:r>
-              <w:t>P029</w:t>
+              <w:t>P001</w:t>
             </w:r>
           </w:p>
         </w:tc>
@@ -7705,7 +7705,7 @@
           </w:tcPr>
           <w:p>
             <w:r>
-              <w:t>197042.42</w:t>
+              <w:t>62090.02</w:t>
             </w:r>
           </w:p>
         </w:tc>
@@ -7737,7 +7737,7 @@
           </w:tcPr>
           <w:p>
             <w:r>
-              <w:t>P005</w:t>
+              <w:t>P014</w:t>
             </w:r>
           </w:p>
         </w:tc>
@@ -7757,7 +7757,7 @@
           </w:tcPr>
           <w:p>
             <w:r>
-              <w:t>85026.64</w:t>
+              <w:t>177545.72</w:t>
             </w:r>
           </w:p>
         </w:tc>
@@ -7789,7 +7789,7 @@
           </w:tcPr>
           <w:p>
             <w:r>
-              <w:t>P008</w:t>
+              <w:t>P002</w:t>
             </w:r>
           </w:p>
         </w:tc>
@@ -7809,7 +7809,7 @@
           </w:tcPr>
           <w:p>
             <w:r>
-              <w:t>185750.02</w:t>
+              <w:t>236780.74</w:t>
             </w:r>
           </w:p>
         </w:tc>
@@ -7841,7 +7841,7 @@
           </w:tcPr>
           <w:p>
             <w:r>
-              <w:t>P010</w:t>
+              <w:t>P025</w:t>
             </w:r>
           </w:p>
         </w:tc>
@@ -7861,7 +7861,7 @@
           </w:tcPr>
           <w:p>
             <w:r>
-              <w:t>161170.13</w:t>
+              <w:t>232550.29</w:t>
             </w:r>
           </w:p>
         </w:tc>
@@ -7893,7 +7893,7 @@
           </w:tcPr>
           <w:p>
             <w:r>
-              <w:t>P029</w:t>
+              <w:t>P001</w:t>
             </w:r>
           </w:p>
         </w:tc>
@@ -7913,7 +7913,7 @@
           </w:tcPr>
           <w:p>
             <w:r>
-              <w:t>59376.82</w:t>
+              <w:t>181856.87</w:t>
             </w:r>
           </w:p>
         </w:tc>
@@ -7945,7 +7945,7 @@
           </w:tcPr>
           <w:p>
             <w:r>
-              <w:t>P005</w:t>
+              <w:t>P014</w:t>
             </w:r>
           </w:p>
         </w:tc>
@@ -7965,7 +7965,7 @@
           </w:tcPr>
           <w:p>
             <w:r>
-              <w:t>118882.97</w:t>
+              <w:t>53146.35</w:t>
             </w:r>
           </w:p>
         </w:tc>
@@ -7997,7 +7997,7 @@
           </w:tcPr>
           <w:p>
             <w:r>
-              <w:t>P008</w:t>
+              <w:t>P002</w:t>
             </w:r>
           </w:p>
         </w:tc>
@@ -8017,7 +8017,7 @@
           </w:tcPr>
           <w:p>
             <w:r>
-              <w:t>178663.21</w:t>
+              <w:t>156442.5</w:t>
             </w:r>
           </w:p>
         </w:tc>
@@ -8049,7 +8049,7 @@
           </w:tcPr>
           <w:p>
             <w:r>
-              <w:t>P010</w:t>
+              <w:t>P025</w:t>
             </w:r>
           </w:p>
         </w:tc>
@@ -8069,7 +8069,7 @@
           </w:tcPr>
           <w:p>
             <w:r>
-              <w:t>126230.93</w:t>
+              <w:t>132267.7</w:t>
             </w:r>
           </w:p>
         </w:tc>
@@ -8101,7 +8101,7 @@
           </w:tcPr>
           <w:p>
             <w:r>
-              <w:t>P029</w:t>
+              <w:t>P001</w:t>
             </w:r>
           </w:p>
         </w:tc>
@@ -8121,7 +8121,7 @@
           </w:tcPr>
           <w:p>
             <w:r>
-              <w:t>154892.61</w:t>
+              <w:t>53345.23</w:t>
             </w:r>
           </w:p>
         </w:tc>
@@ -8153,7 +8153,7 @@
           </w:tcPr>
           <w:p>
             <w:r>
-              <w:t>P005</w:t>
+              <w:t>P014</w:t>
             </w:r>
           </w:p>
         </w:tc>
@@ -8173,7 +8173,7 @@
           </w:tcPr>
           <w:p>
             <w:r>
-              <w:t>189261.68</w:t>
+              <w:t>194438.54</w:t>
             </w:r>
           </w:p>
         </w:tc>
@@ -8205,7 +8205,7 @@
           </w:tcPr>
           <w:p>
             <w:r>
-              <w:t>P008</w:t>
+              <w:t>P002</w:t>
             </w:r>
           </w:p>
         </w:tc>
@@ -8225,7 +8225,7 @@
           </w:tcPr>
           <w:p>
             <w:r>
-              <w:t>131651.84</w:t>
+              <w:t>157147.62</w:t>
             </w:r>
           </w:p>
         </w:tc>
@@ -8257,7 +8257,7 @@
           </w:tcPr>
           <w:p>
             <w:r>
-              <w:t>P010</w:t>
+              <w:t>P025</w:t>
             </w:r>
           </w:p>
         </w:tc>
@@ -8277,7 +8277,7 @@
           </w:tcPr>
           <w:p>
             <w:r>
-              <w:t>109977.7</w:t>
+              <w:t>107337.71</w:t>
             </w:r>
           </w:p>
         </w:tc>
@@ -8309,7 +8309,7 @@
           </w:tcPr>
           <w:p>
             <w:r>
-              <w:t>P029</w:t>
+              <w:t>P001</w:t>
             </w:r>
           </w:p>
         </w:tc>
@@ -8329,7 +8329,7 @@
           </w:tcPr>
           <w:p>
             <w:r>
-              <w:t>86775.8</w:t>
+              <w:t>150443.21</w:t>
             </w:r>
           </w:p>
         </w:tc>
@@ -8361,7 +8361,7 @@
           </w:tcPr>
           <w:p>
             <w:r>
-              <w:t>P005</w:t>
+              <w:t>P014</w:t>
             </w:r>
           </w:p>
         </w:tc>
@@ -8381,7 +8381,7 @@
           </w:tcPr>
           <w:p>
             <w:r>
-              <w:t>157585.65</w:t>
+              <w:t>189571.82</w:t>
             </w:r>
           </w:p>
         </w:tc>
@@ -8413,7 +8413,7 @@
           </w:tcPr>
           <w:p>
             <w:r>
-              <w:t>P008</w:t>
+              <w:t>P002</w:t>
             </w:r>
           </w:p>
         </w:tc>
@@ -8433,7 +8433,7 @@
           </w:tcPr>
           <w:p>
             <w:r>
-              <w:t>98193.64</w:t>
+              <w:t>136114.64</w:t>
             </w:r>
           </w:p>
         </w:tc>
@@ -8465,7 +8465,7 @@
           </w:tcPr>
           <w:p>
             <w:r>
-              <w:t>P010</w:t>
+              <w:t>P025</w:t>
             </w:r>
           </w:p>
         </w:tc>
@@ -8485,7 +8485,7 @@
           </w:tcPr>
           <w:p>
             <w:r>
-              <w:t>95068.91</w:t>
+              <w:t>237942.38</w:t>
             </w:r>
           </w:p>
         </w:tc>
@@ -8517,7 +8517,7 @@
           </w:tcPr>
           <w:p>
             <w:r>
-              <w:t>P029</w:t>
+              <w:t>P001</w:t>
             </w:r>
           </w:p>
         </w:tc>
@@ -8537,7 +8537,7 @@
           </w:tcPr>
           <w:p>
             <w:r>
-              <w:t>221508.25</w:t>
+              <w:t>85853.37</w:t>
             </w:r>
           </w:p>
         </w:tc>
@@ -8569,7 +8569,7 @@
           </w:tcPr>
           <w:p>
             <w:r>
-              <w:t>P005</w:t>
+              <w:t>P014</w:t>
             </w:r>
           </w:p>
         </w:tc>
@@ -8589,7 +8589,7 @@
           </w:tcPr>
           <w:p>
             <w:r>
-              <w:t>78870.35</w:t>
+              <w:t>233609.77</w:t>
             </w:r>
           </w:p>
         </w:tc>
@@ -8621,7 +8621,7 @@
           </w:tcPr>
           <w:p>
             <w:r>
-              <w:t>P008</w:t>
+              <w:t>P002</w:t>
             </w:r>
           </w:p>
         </w:tc>
@@ -8641,7 +8641,7 @@
           </w:tcPr>
           <w:p>
             <w:r>
-              <w:t>142605.03</w:t>
+              <w:t>154877.08</w:t>
             </w:r>
           </w:p>
         </w:tc>
@@ -8673,7 +8673,7 @@
           </w:tcPr>
           <w:p>
             <w:r>
-              <w:t>P010</w:t>
+              <w:t>P025</w:t>
             </w:r>
           </w:p>
         </w:tc>
@@ -8693,7 +8693,7 @@
           </w:tcPr>
           <w:p>
             <w:r>
-              <w:t>61524.79</w:t>
+              <w:t>98193.77</w:t>
             </w:r>
           </w:p>
         </w:tc>
@@ -8725,7 +8725,7 @@
           </w:tcPr>
           <w:p>
             <w:r>
-              <w:t>P029</w:t>
+              <w:t>P001</w:t>
             </w:r>
           </w:p>
         </w:tc>
@@ -8745,7 +8745,7 @@
           </w:tcPr>
           <w:p>
             <w:r>
-              <w:t>132535.5</w:t>
+              <w:t>173956.17</w:t>
             </w:r>
           </w:p>
         </w:tc>
@@ -8777,7 +8777,7 @@
           </w:tcPr>
           <w:p>
             <w:r>
-              <w:t>P005</w:t>
+              <w:t>P014</w:t>
             </w:r>
           </w:p>
         </w:tc>
@@ -8797,7 +8797,7 @@
           </w:tcPr>
           <w:p>
             <w:r>
-              <w:t>133301.57</w:t>
+              <w:t>100483.64</w:t>
             </w:r>
           </w:p>
         </w:tc>
@@ -8829,7 +8829,7 @@
           </w:tcPr>
           <w:p>
             <w:r>
-              <w:t>P017</w:t>
+              <w:t>P012</w:t>
             </w:r>
           </w:p>
         </w:tc>
@@ -8849,7 +8849,7 @@
           </w:tcPr>
           <w:p>
             <w:r>
-              <w:t>100999.13</w:t>
+              <w:t>65803.85</w:t>
             </w:r>
           </w:p>
         </w:tc>
@@ -8881,7 +8881,7 @@
           </w:tcPr>
           <w:p>
             <w:r>
-              <w:t>P005</w:t>
+              <w:t>P009</w:t>
             </w:r>
           </w:p>
         </w:tc>
@@ -8901,7 +8901,7 @@
           </w:tcPr>
           <w:p>
             <w:r>
-              <w:t>116052.6</w:t>
+              <w:t>241859.56</w:t>
             </w:r>
           </w:p>
         </w:tc>
@@ -8933,7 +8933,7 @@
           </w:tcPr>
           <w:p>
             <w:r>
-              <w:t>P013</w:t>
+              <w:t>P026</w:t>
             </w:r>
           </w:p>
         </w:tc>
@@ -8953,7 +8953,7 @@
           </w:tcPr>
           <w:p>
             <w:r>
-              <w:t>65814.09</w:t>
+              <w:t>141799.55</w:t>
             </w:r>
           </w:p>
         </w:tc>
@@ -8985,7 +8985,7 @@
           </w:tcPr>
           <w:p>
             <w:r>
-              <w:t>P008</w:t>
+              <w:t>P013</w:t>
             </w:r>
           </w:p>
         </w:tc>
@@ -9005,7 +9005,7 @@
           </w:tcPr>
           <w:p>
             <w:r>
-              <w:t>139957.37</w:t>
+              <w:t>98641.58</w:t>
             </w:r>
           </w:p>
         </w:tc>
@@ -9037,7 +9037,7 @@
           </w:tcPr>
           <w:p>
             <w:r>
-              <w:t>P017</w:t>
+              <w:t>P012</w:t>
             </w:r>
           </w:p>
         </w:tc>
@@ -9057,7 +9057,7 @@
           </w:tcPr>
           <w:p>
             <w:r>
-              <w:t>124215.5</w:t>
+              <w:t>189447.26</w:t>
             </w:r>
           </w:p>
         </w:tc>
@@ -9089,7 +9089,7 @@
           </w:tcPr>
           <w:p>
             <w:r>
-              <w:t>P005</w:t>
+              <w:t>P009</w:t>
             </w:r>
           </w:p>
         </w:tc>
@@ -9109,7 +9109,7 @@
           </w:tcPr>
           <w:p>
             <w:r>
-              <w:t>157127.11</w:t>
+              <w:t>109994.93</w:t>
             </w:r>
           </w:p>
         </w:tc>
@@ -9141,7 +9141,7 @@
           </w:tcPr>
           <w:p>
             <w:r>
-              <w:t>P013</w:t>
+              <w:t>P026</w:t>
             </w:r>
           </w:p>
         </w:tc>
@@ -9161,7 +9161,7 @@
           </w:tcPr>
           <w:p>
             <w:r>
-              <w:t>215881.26</w:t>
+              <w:t>215612.42</w:t>
             </w:r>
           </w:p>
         </w:tc>
@@ -9193,7 +9193,7 @@
           </w:tcPr>
           <w:p>
             <w:r>
-              <w:t>P008</w:t>
+              <w:t>P013</w:t>
             </w:r>
           </w:p>
         </w:tc>
@@ -9213,7 +9213,7 @@
           </w:tcPr>
           <w:p>
             <w:r>
-              <w:t>60307.33</w:t>
+              <w:t>66123.38</w:t>
             </w:r>
           </w:p>
         </w:tc>
@@ -9245,7 +9245,7 @@
           </w:tcPr>
           <w:p>
             <w:r>
-              <w:t>P017</w:t>
+              <w:t>P012</w:t>
             </w:r>
           </w:p>
         </w:tc>
@@ -9265,7 +9265,7 @@
           </w:tcPr>
           <w:p>
             <w:r>
-              <w:t>125433.59</w:t>
+              <w:t>248334.94</w:t>
             </w:r>
           </w:p>
         </w:tc>
@@ -9297,7 +9297,7 @@
           </w:tcPr>
           <w:p>
             <w:r>
-              <w:t>P005</w:t>
+              <w:t>P009</w:t>
             </w:r>
           </w:p>
         </w:tc>
@@ -9317,7 +9317,7 @@
           </w:tcPr>
           <w:p>
             <w:r>
-              <w:t>170993.89</w:t>
+              <w:t>179978.89</w:t>
             </w:r>
           </w:p>
         </w:tc>
@@ -9349,7 +9349,7 @@
           </w:tcPr>
           <w:p>
             <w:r>
-              <w:t>P013</w:t>
+              <w:t>P026</w:t>
             </w:r>
           </w:p>
         </w:tc>
@@ -9369,7 +9369,7 @@
           </w:tcPr>
           <w:p>
             <w:r>
-              <w:t>57909.51</w:t>
+              <w:t>56336.9</w:t>
             </w:r>
           </w:p>
         </w:tc>
@@ -9401,7 +9401,7 @@
           </w:tcPr>
           <w:p>
             <w:r>
-              <w:t>P008</w:t>
+              <w:t>P013</w:t>
             </w:r>
           </w:p>
         </w:tc>
@@ -9421,7 +9421,7 @@
           </w:tcPr>
           <w:p>
             <w:r>
-              <w:t>64556.87</w:t>
+              <w:t>131055.66</w:t>
             </w:r>
           </w:p>
         </w:tc>
@@ -9453,7 +9453,7 @@
           </w:tcPr>
           <w:p>
             <w:r>
-              <w:t>P017</w:t>
+              <w:t>P012</w:t>
             </w:r>
           </w:p>
         </w:tc>
@@ -9473,7 +9473,7 @@
           </w:tcPr>
           <w:p>
             <w:r>
-              <w:t>210930.12</w:t>
+              <w:t>125433.91</w:t>
             </w:r>
           </w:p>
         </w:tc>
@@ -9505,7 +9505,7 @@
           </w:tcPr>
           <w:p>
             <w:r>
-              <w:t>P005</w:t>
+              <w:t>P009</w:t>
             </w:r>
           </w:p>
         </w:tc>
@@ -9525,7 +9525,7 @@
           </w:tcPr>
           <w:p>
             <w:r>
-              <w:t>167516.74</w:t>
+              <w:t>145201.02</w:t>
             </w:r>
           </w:p>
         </w:tc>
@@ -9557,7 +9557,7 @@
           </w:tcPr>
           <w:p>
             <w:r>
-              <w:t>P013</w:t>
+              <w:t>P026</w:t>
             </w:r>
           </w:p>
         </w:tc>
@@ -9577,7 +9577,7 @@
           </w:tcPr>
           <w:p>
             <w:r>
-              <w:t>184290.1</w:t>
+              <w:t>177349.62</w:t>
             </w:r>
           </w:p>
         </w:tc>
@@ -9609,7 +9609,7 @@
           </w:tcPr>
           <w:p>
             <w:r>
-              <w:t>P008</w:t>
+              <w:t>P013</w:t>
             </w:r>
           </w:p>
         </w:tc>
@@ -9629,7 +9629,7 @@
           </w:tcPr>
           <w:p>
             <w:r>
-              <w:t>93403.3</w:t>
+              <w:t>190569.03</w:t>
             </w:r>
           </w:p>
         </w:tc>
@@ -9661,7 +9661,7 @@
           </w:tcPr>
           <w:p>
             <w:r>
-              <w:t>P017</w:t>
+              <w:t>P012</w:t>
             </w:r>
           </w:p>
         </w:tc>
@@ -9681,7 +9681,7 @@
           </w:tcPr>
           <w:p>
             <w:r>
-              <w:t>91777.82</w:t>
+              <w:t>66537.22</w:t>
             </w:r>
           </w:p>
         </w:tc>
@@ -9713,7 +9713,7 @@
           </w:tcPr>
           <w:p>
             <w:r>
-              <w:t>P005</w:t>
+              <w:t>P009</w:t>
             </w:r>
           </w:p>
         </w:tc>
@@ -9733,7 +9733,7 @@
           </w:tcPr>
           <w:p>
             <w:r>
-              <w:t>231406.57</w:t>
+              <w:t>219065.96</w:t>
             </w:r>
           </w:p>
         </w:tc>
@@ -9765,7 +9765,7 @@
           </w:tcPr>
           <w:p>
             <w:r>
-              <w:t>P013</w:t>
+              <w:t>P026</w:t>
             </w:r>
           </w:p>
         </w:tc>
@@ -9785,7 +9785,7 @@
           </w:tcPr>
           <w:p>
             <w:r>
-              <w:t>110637.61</w:t>
+              <w:t>178981.45</w:t>
             </w:r>
           </w:p>
         </w:tc>
@@ -9817,7 +9817,7 @@
           </w:tcPr>
           <w:p>
             <w:r>
-              <w:t>P008</w:t>
+              <w:t>P013</w:t>
             </w:r>
           </w:p>
         </w:tc>
@@ -9837,7 +9837,7 @@
           </w:tcPr>
           <w:p>
             <w:r>
-              <w:t>231798.83</w:t>
+              <w:t>116254.12</w:t>
             </w:r>
           </w:p>
         </w:tc>
@@ -9869,7 +9869,7 @@
           </w:tcPr>
           <w:p>
             <w:r>
-              <w:t>P017</w:t>
+              <w:t>P012</w:t>
             </w:r>
           </w:p>
         </w:tc>
@@ -9889,7 +9889,7 @@
           </w:tcPr>
           <w:p>
             <w:r>
-              <w:t>92361.55</w:t>
+              <w:t>245465.84</w:t>
             </w:r>
           </w:p>
         </w:tc>
@@ -9921,7 +9921,7 @@
           </w:tcPr>
           <w:p>
             <w:r>
-              <w:t>P005</w:t>
+              <w:t>P009</w:t>
             </w:r>
           </w:p>
         </w:tc>
@@ -9941,7 +9941,7 @@
           </w:tcPr>
           <w:p>
             <w:r>
-              <w:t>88004.74</w:t>
+              <w:t>244767.95</w:t>
             </w:r>
           </w:p>
         </w:tc>
@@ -9973,7 +9973,7 @@
           </w:tcPr>
           <w:p>
             <w:r>
-              <w:t>P013</w:t>
+              <w:t>P026</w:t>
             </w:r>
           </w:p>
         </w:tc>
@@ -9993,7 +9993,7 @@
           </w:tcPr>
           <w:p>
             <w:r>
-              <w:t>198295.04</w:t>
+              <w:t>228958.24</w:t>
             </w:r>
           </w:p>
         </w:tc>
@@ -10025,7 +10025,7 @@
           </w:tcPr>
           <w:p>
             <w:r>
-              <w:t>P008</w:t>
+              <w:t>P013</w:t>
             </w:r>
           </w:p>
         </w:tc>
@@ -10045,7 +10045,7 @@
           </w:tcPr>
           <w:p>
             <w:r>
-              <w:t>199375.85</w:t>
+              <w:t>233830.44</w:t>
             </w:r>
           </w:p>
         </w:tc>
@@ -10077,7 +10077,7 @@
           </w:tcPr>
           <w:p>
             <w:r>
-              <w:t>P017</w:t>
+              <w:t>P012</w:t>
             </w:r>
           </w:p>
         </w:tc>
@@ -10097,7 +10097,7 @@
           </w:tcPr>
           <w:p>
             <w:r>
-              <w:t>200866.15</w:t>
+              <w:t>95953.3</w:t>
             </w:r>
           </w:p>
         </w:tc>
@@ -10129,7 +10129,7 @@
           </w:tcPr>
           <w:p>
             <w:r>
-              <w:t>P005</w:t>
+              <w:t>P009</w:t>
             </w:r>
           </w:p>
         </w:tc>
@@ -10149,7 +10149,7 @@
           </w:tcPr>
           <w:p>
             <w:r>
-              <w:t>232888.26</w:t>
+              <w:t>230254.59</w:t>
             </w:r>
           </w:p>
         </w:tc>
@@ -10181,7 +10181,7 @@
           </w:tcPr>
           <w:p>
             <w:r>
-              <w:t>P013</w:t>
+              <w:t>P026</w:t>
             </w:r>
           </w:p>
         </w:tc>
@@ -10201,7 +10201,7 @@
           </w:tcPr>
           <w:p>
             <w:r>
-              <w:t>189125.26</w:t>
+              <w:t>188457.54</w:t>
             </w:r>
           </w:p>
         </w:tc>
@@ -10233,7 +10233,7 @@
           </w:tcPr>
           <w:p>
             <w:r>
-              <w:t>P008</w:t>
+              <w:t>P013</w:t>
             </w:r>
           </w:p>
         </w:tc>
@@ -10253,7 +10253,7 @@
           </w:tcPr>
           <w:p>
             <w:r>
-              <w:t>190753.72</w:t>
+              <w:t>163356.83</w:t>
             </w:r>
           </w:p>
         </w:tc>
@@ -10285,7 +10285,7 @@
           </w:tcPr>
           <w:p>
             <w:r>
-              <w:t>P013</w:t>
+              <w:t>P009</w:t>
             </w:r>
           </w:p>
         </w:tc>
@@ -10305,7 +10305,7 @@
           </w:tcPr>
           <w:p>
             <w:r>
-              <w:t>114323.0</w:t>
+              <w:t>186885.75</w:t>
             </w:r>
           </w:p>
         </w:tc>
@@ -10337,7 +10337,7 @@
           </w:tcPr>
           <w:p>
             <w:r>
-              <w:t>P030</w:t>
+              <w:t>P002</w:t>
             </w:r>
           </w:p>
         </w:tc>
@@ -10357,7 +10357,7 @@
           </w:tcPr>
           <w:p>
             <w:r>
-              <w:t>106611.84</w:t>
+              <w:t>106074.6</w:t>
             </w:r>
           </w:p>
         </w:tc>
@@ -10389,7 +10389,7 @@
           </w:tcPr>
           <w:p>
             <w:r>
-              <w:t>P008</w:t>
+              <w:t>P030</w:t>
             </w:r>
           </w:p>
         </w:tc>
@@ -10409,7 +10409,7 @@
           </w:tcPr>
           <w:p>
             <w:r>
-              <w:t>143250.09</w:t>
+              <w:t>158606.14</w:t>
             </w:r>
           </w:p>
         </w:tc>
@@ -10441,7 +10441,7 @@
           </w:tcPr>
           <w:p>
             <w:r>
-              <w:t>P018</w:t>
+              <w:t>P003</w:t>
             </w:r>
           </w:p>
         </w:tc>
@@ -10461,7 +10461,7 @@
           </w:tcPr>
           <w:p>
             <w:r>
-              <w:t>179744.27</w:t>
+              <w:t>181621.85</w:t>
             </w:r>
           </w:p>
         </w:tc>
@@ -10493,7 +10493,7 @@
           </w:tcPr>
           <w:p>
             <w:r>
-              <w:t>P013</w:t>
+              <w:t>P009</w:t>
             </w:r>
           </w:p>
         </w:tc>
@@ -10513,7 +10513,7 @@
           </w:tcPr>
           <w:p>
             <w:r>
-              <w:t>111684.46</w:t>
+              <w:t>85870.9</w:t>
             </w:r>
           </w:p>
         </w:tc>
@@ -10545,7 +10545,7 @@
           </w:tcPr>
           <w:p>
             <w:r>
-              <w:t>P030</w:t>
+              <w:t>P002</w:t>
             </w:r>
           </w:p>
         </w:tc>
@@ -10565,7 +10565,7 @@
           </w:tcPr>
           <w:p>
             <w:r>
-              <w:t>121928.92</w:t>
+              <w:t>220085.52</w:t>
             </w:r>
           </w:p>
         </w:tc>
@@ -10597,7 +10597,7 @@
           </w:tcPr>
           <w:p>
             <w:r>
-              <w:t>P008</w:t>
+              <w:t>P030</w:t>
             </w:r>
           </w:p>
         </w:tc>
@@ -10617,7 +10617,7 @@
           </w:tcPr>
           <w:p>
             <w:r>
-              <w:t>226562.39</w:t>
+              <w:t>53131.62</w:t>
             </w:r>
           </w:p>
         </w:tc>
@@ -10649,7 +10649,7 @@
           </w:tcPr>
           <w:p>
             <w:r>
-              <w:t>P018</w:t>
+              <w:t>P003</w:t>
             </w:r>
           </w:p>
         </w:tc>
@@ -10669,7 +10669,7 @@
           </w:tcPr>
           <w:p>
             <w:r>
-              <w:t>143200.81</w:t>
+              <w:t>91431.62</w:t>
             </w:r>
           </w:p>
         </w:tc>
@@ -10701,7 +10701,7 @@
           </w:tcPr>
           <w:p>
             <w:r>
-              <w:t>P013</w:t>
+              <w:t>P009</w:t>
             </w:r>
           </w:p>
         </w:tc>
@@ -10721,7 +10721,7 @@
           </w:tcPr>
           <w:p>
             <w:r>
-              <w:t>210563.32</w:t>
+              <w:t>78838.31</w:t>
             </w:r>
           </w:p>
         </w:tc>
@@ -10753,7 +10753,7 @@
           </w:tcPr>
           <w:p>
             <w:r>
-              <w:t>P030</w:t>
+              <w:t>P002</w:t>
             </w:r>
           </w:p>
         </w:tc>
@@ -10773,7 +10773,7 @@
           </w:tcPr>
           <w:p>
             <w:r>
-              <w:t>194482.71</w:t>
+              <w:t>214138.15</w:t>
             </w:r>
           </w:p>
         </w:tc>
@@ -10805,7 +10805,7 @@
           </w:tcPr>
           <w:p>
             <w:r>
-              <w:t>P008</w:t>
+              <w:t>P030</w:t>
             </w:r>
           </w:p>
         </w:tc>
@@ -10825,7 +10825,7 @@
           </w:tcPr>
           <w:p>
             <w:r>
-              <w:t>202325.79</w:t>
+              <w:t>214180.48</w:t>
             </w:r>
           </w:p>
         </w:tc>
@@ -10857,7 +10857,7 @@
           </w:tcPr>
           <w:p>
             <w:r>
-              <w:t>P018</w:t>
+              <w:t>P003</w:t>
             </w:r>
           </w:p>
         </w:tc>
@@ -10877,7 +10877,7 @@
           </w:tcPr>
           <w:p>
             <w:r>
-              <w:t>114046.66</w:t>
+              <w:t>235774.99</w:t>
             </w:r>
           </w:p>
         </w:tc>
@@ -10909,7 +10909,7 @@
           </w:tcPr>
           <w:p>
             <w:r>
-              <w:t>P013</w:t>
+              <w:t>P009</w:t>
             </w:r>
           </w:p>
         </w:tc>
@@ -10929,7 +10929,7 @@
           </w:tcPr>
           <w:p>
             <w:r>
-              <w:t>90625.5</w:t>
+              <w:t>109855.38</w:t>
             </w:r>
           </w:p>
         </w:tc>
@@ -10961,7 +10961,7 @@
           </w:tcPr>
           <w:p>
             <w:r>
-              <w:t>P030</w:t>
+              <w:t>P002</w:t>
             </w:r>
           </w:p>
         </w:tc>
@@ -10981,7 +10981,7 @@
           </w:tcPr>
           <w:p>
             <w:r>
-              <w:t>112584.4</w:t>
+              <w:t>162791.64</w:t>
             </w:r>
           </w:p>
         </w:tc>
@@ -11013,7 +11013,7 @@
           </w:tcPr>
           <w:p>
             <w:r>
-              <w:t>P008</w:t>
+              <w:t>P030</w:t>
             </w:r>
           </w:p>
         </w:tc>
@@ -11033,7 +11033,7 @@
           </w:tcPr>
           <w:p>
             <w:r>
-              <w:t>59143.09</w:t>
+              <w:t>163339.18</w:t>
             </w:r>
           </w:p>
         </w:tc>
@@ -11065,7 +11065,7 @@
           </w:tcPr>
           <w:p>
             <w:r>
-              <w:t>P018</w:t>
+              <w:t>P003</w:t>
             </w:r>
           </w:p>
         </w:tc>
@@ -11085,7 +11085,7 @@
           </w:tcPr>
           <w:p>
             <w:r>
-              <w:t>222816.97</w:t>
+              <w:t>219888.49</w:t>
             </w:r>
           </w:p>
         </w:tc>
@@ -11117,7 +11117,7 @@
           </w:tcPr>
           <w:p>
             <w:r>
-              <w:t>P013</w:t>
+              <w:t>P009</w:t>
             </w:r>
           </w:p>
         </w:tc>
@@ -11137,7 +11137,7 @@
           </w:tcPr>
           <w:p>
             <w:r>
-              <w:t>198250.48</w:t>
+              <w:t>185406.99</w:t>
             </w:r>
           </w:p>
         </w:tc>
@@ -11169,7 +11169,7 @@
           </w:tcPr>
           <w:p>
             <w:r>
-              <w:t>P030</w:t>
+              <w:t>P002</w:t>
             </w:r>
           </w:p>
         </w:tc>
@@ -11189,7 +11189,7 @@
           </w:tcPr>
           <w:p>
             <w:r>
-              <w:t>53243.98</w:t>
+              <w:t>158112.49</w:t>
             </w:r>
           </w:p>
         </w:tc>
@@ -11221,7 +11221,7 @@
           </w:tcPr>
           <w:p>
             <w:r>
-              <w:t>P008</w:t>
+              <w:t>P030</w:t>
             </w:r>
           </w:p>
         </w:tc>
@@ -11241,7 +11241,7 @@
           </w:tcPr>
           <w:p>
             <w:r>
-              <w:t>160662.31</w:t>
+              <w:t>126769.24</w:t>
             </w:r>
           </w:p>
         </w:tc>
@@ -11273,7 +11273,7 @@
           </w:tcPr>
           <w:p>
             <w:r>
-              <w:t>P018</w:t>
+              <w:t>P003</w:t>
             </w:r>
           </w:p>
         </w:tc>
@@ -11293,7 +11293,7 @@
           </w:tcPr>
           <w:p>
             <w:r>
-              <w:t>166806.38</w:t>
+              <w:t>197949.03</w:t>
             </w:r>
           </w:p>
         </w:tc>
@@ -11325,7 +11325,7 @@
           </w:tcPr>
           <w:p>
             <w:r>
-              <w:t>P013</w:t>
+              <w:t>P009</w:t>
             </w:r>
           </w:p>
         </w:tc>
@@ -11345,7 +11345,7 @@
           </w:tcPr>
           <w:p>
             <w:r>
-              <w:t>194002.39</w:t>
+              <w:t>208099.62</w:t>
             </w:r>
           </w:p>
         </w:tc>
@@ -11377,7 +11377,7 @@
           </w:tcPr>
           <w:p>
             <w:r>
-              <w:t>P030</w:t>
+              <w:t>P002</w:t>
             </w:r>
           </w:p>
         </w:tc>
@@ -11397,7 +11397,7 @@
           </w:tcPr>
           <w:p>
             <w:r>
-              <w:t>109038.46</w:t>
+              <w:t>187862.11</w:t>
             </w:r>
           </w:p>
         </w:tc>
@@ -11429,7 +11429,7 @@
           </w:tcPr>
           <w:p>
             <w:r>
-              <w:t>P008</w:t>
+              <w:t>P030</w:t>
             </w:r>
           </w:p>
         </w:tc>
@@ -11449,7 +11449,7 @@
           </w:tcPr>
           <w:p>
             <w:r>
-              <w:t>89238.36</w:t>
+              <w:t>65685.54</w:t>
             </w:r>
           </w:p>
         </w:tc>
@@ -11481,7 +11481,7 @@
           </w:tcPr>
           <w:p>
             <w:r>
-              <w:t>P018</w:t>
+              <w:t>P003</w:t>
             </w:r>
           </w:p>
         </w:tc>
@@ -11501,7 +11501,7 @@
           </w:tcPr>
           <w:p>
             <w:r>
-              <w:t>96003.73</w:t>
+              <w:t>199091.31</w:t>
             </w:r>
           </w:p>
         </w:tc>
@@ -11533,7 +11533,7 @@
           </w:tcPr>
           <w:p>
             <w:r>
-              <w:t>P013</w:t>
+              <w:t>P009</w:t>
             </w:r>
           </w:p>
         </w:tc>
@@ -11553,7 +11553,7 @@
           </w:tcPr>
           <w:p>
             <w:r>
-              <w:t>163957.9</w:t>
+              <w:t>119171.9</w:t>
             </w:r>
           </w:p>
         </w:tc>
@@ -11585,7 +11585,7 @@
           </w:tcPr>
           <w:p>
             <w:r>
-              <w:t>P030</w:t>
+              <w:t>P002</w:t>
             </w:r>
           </w:p>
         </w:tc>
@@ -11605,7 +11605,7 @@
           </w:tcPr>
           <w:p>
             <w:r>
-              <w:t>99146.0</w:t>
+              <w:t>69537.16</w:t>
             </w:r>
           </w:p>
         </w:tc>
@@ -11637,7 +11637,7 @@
           </w:tcPr>
           <w:p>
             <w:r>
-              <w:t>P008</w:t>
+              <w:t>P030</w:t>
             </w:r>
           </w:p>
         </w:tc>
@@ -11657,7 +11657,7 @@
           </w:tcPr>
           <w:p>
             <w:r>
-              <w:t>160128.51</w:t>
+              <w:t>96428.8</w:t>
             </w:r>
           </w:p>
         </w:tc>
@@ -11689,7 +11689,7 @@
           </w:tcPr>
           <w:p>
             <w:r>
-              <w:t>P018</w:t>
+              <w:t>P003</w:t>
             </w:r>
           </w:p>
         </w:tc>
@@ -11709,7 +11709,7 @@
           </w:tcPr>
           <w:p>
             <w:r>
-              <w:t>238692.91</w:t>
+              <w:t>65203.65</w:t>
             </w:r>
           </w:p>
         </w:tc>
@@ -11741,7 +11741,7 @@
           </w:tcPr>
           <w:p>
             <w:r>
-              <w:t>P011</w:t>
+              <w:t>P020</w:t>
             </w:r>
           </w:p>
         </w:tc>
@@ -11761,7 +11761,7 @@
           </w:tcPr>
           <w:p>
             <w:r>
-              <w:t>147724.22</w:t>
+              <w:t>55925.13</w:t>
             </w:r>
           </w:p>
         </w:tc>
@@ -11793,7 +11793,7 @@
           </w:tcPr>
           <w:p>
             <w:r>
-              <w:t>P009</w:t>
+              <w:t>P025</w:t>
             </w:r>
           </w:p>
         </w:tc>
@@ -11813,7 +11813,7 @@
           </w:tcPr>
           <w:p>
             <w:r>
-              <w:t>194711.59</w:t>
+              <w:t>104665.41</w:t>
             </w:r>
           </w:p>
         </w:tc>
@@ -11845,7 +11845,7 @@
           </w:tcPr>
           <w:p>
             <w:r>
-              <w:t>P025</w:t>
+              <w:t>P013</w:t>
             </w:r>
           </w:p>
         </w:tc>
@@ -11865,7 +11865,7 @@
           </w:tcPr>
           <w:p>
             <w:r>
-              <w:t>197918.82</w:t>
+              <w:t>248517.18</w:t>
             </w:r>
           </w:p>
         </w:tc>
@@ -11897,7 +11897,7 @@
           </w:tcPr>
           <w:p>
             <w:r>
-              <w:t>P027</w:t>
+              <w:t>P011</w:t>
             </w:r>
           </w:p>
         </w:tc>
@@ -11917,7 +11917,7 @@
           </w:tcPr>
           <w:p>
             <w:r>
-              <w:t>142165.8</w:t>
+              <w:t>148120.69</w:t>
             </w:r>
           </w:p>
         </w:tc>
@@ -11949,7 +11949,7 @@
           </w:tcPr>
           <w:p>
             <w:r>
-              <w:t>P011</w:t>
+              <w:t>P020</w:t>
             </w:r>
           </w:p>
         </w:tc>
@@ -11969,7 +11969,7 @@
           </w:tcPr>
           <w:p>
             <w:r>
-              <w:t>196554.45</w:t>
+              <w:t>121162.24</w:t>
             </w:r>
           </w:p>
         </w:tc>
@@ -12001,7 +12001,7 @@
           </w:tcPr>
           <w:p>
             <w:r>
-              <w:t>P009</w:t>
+              <w:t>P025</w:t>
             </w:r>
           </w:p>
         </w:tc>
@@ -12021,7 +12021,7 @@
           </w:tcPr>
           <w:p>
             <w:r>
-              <w:t>120435.23</w:t>
+              <w:t>238228.57</w:t>
             </w:r>
           </w:p>
         </w:tc>
@@ -12053,7 +12053,7 @@
           </w:tcPr>
           <w:p>
             <w:r>
-              <w:t>P025</w:t>
+              <w:t>P013</w:t>
             </w:r>
           </w:p>
         </w:tc>
@@ -12073,7 +12073,7 @@
           </w:tcPr>
           <w:p>
             <w:r>
-              <w:t>77991.71</w:t>
+              <w:t>136369.59</w:t>
             </w:r>
           </w:p>
         </w:tc>
@@ -12105,7 +12105,7 @@
           </w:tcPr>
           <w:p>
             <w:r>
-              <w:t>P027</w:t>
+              <w:t>P011</w:t>
             </w:r>
           </w:p>
         </w:tc>
@@ -12125,7 +12125,7 @@
           </w:tcPr>
           <w:p>
             <w:r>
-              <w:t>159309.27</w:t>
+              <w:t>185938.97</w:t>
             </w:r>
           </w:p>
         </w:tc>
@@ -12157,7 +12157,7 @@
           </w:tcPr>
           <w:p>
             <w:r>
-              <w:t>P011</w:t>
+              <w:t>P020</w:t>
             </w:r>
           </w:p>
         </w:tc>
@@ -12177,7 +12177,7 @@
           </w:tcPr>
           <w:p>
             <w:r>
-              <w:t>86809.55</w:t>
+              <w:t>182134.38</w:t>
             </w:r>
           </w:p>
         </w:tc>
@@ -12209,7 +12209,7 @@
           </w:tcPr>
           <w:p>
             <w:r>
-              <w:t>P009</w:t>
+              <w:t>P025</w:t>
             </w:r>
           </w:p>
         </w:tc>
@@ -12229,7 +12229,7 @@
           </w:tcPr>
           <w:p>
             <w:r>
-              <w:t>227872.91</w:t>
+              <w:t>67138.82</w:t>
             </w:r>
           </w:p>
         </w:tc>
@@ -12261,7 +12261,7 @@
           </w:tcPr>
           <w:p>
             <w:r>
-              <w:t>P025</w:t>
+              <w:t>P013</w:t>
             </w:r>
           </w:p>
         </w:tc>
@@ -12281,7 +12281,7 @@
           </w:tcPr>
           <w:p>
             <w:r>
-              <w:t>248064.71</w:t>
+              <w:t>173723.18</w:t>
             </w:r>
           </w:p>
         </w:tc>
@@ -12313,7 +12313,7 @@
           </w:tcPr>
           <w:p>
             <w:r>
-              <w:t>P027</w:t>
+              <w:t>P011</w:t>
             </w:r>
           </w:p>
         </w:tc>
@@ -12333,7 +12333,7 @@
           </w:tcPr>
           <w:p>
             <w:r>
-              <w:t>241447.38</w:t>
+              <w:t>209611.03</w:t>
             </w:r>
           </w:p>
         </w:tc>
@@ -12365,7 +12365,7 @@
           </w:tcPr>
           <w:p>
             <w:r>
-              <w:t>P011</w:t>
+              <w:t>P020</w:t>
             </w:r>
           </w:p>
         </w:tc>
@@ -12385,7 +12385,7 @@
           </w:tcPr>
           <w:p>
             <w:r>
-              <w:t>154788.88</w:t>
+              <w:t>192621.71</w:t>
             </w:r>
           </w:p>
         </w:tc>
@@ -12417,7 +12417,7 @@
           </w:tcPr>
           <w:p>
             <w:r>
-              <w:t>P009</w:t>
+              <w:t>P025</w:t>
             </w:r>
           </w:p>
         </w:tc>
@@ -12437,7 +12437,7 @@
           </w:tcPr>
           <w:p>
             <w:r>
-              <w:t>217813.7</w:t>
+              <w:t>66407.6</w:t>
             </w:r>
           </w:p>
         </w:tc>
@@ -12469,7 +12469,7 @@
           </w:tcPr>
           <w:p>
             <w:r>
-              <w:t>P025</w:t>
+              <w:t>P013</w:t>
             </w:r>
           </w:p>
         </w:tc>
@@ -12489,7 +12489,7 @@
           </w:tcPr>
           <w:p>
             <w:r>
-              <w:t>64866.08</w:t>
+              <w:t>80844.19</w:t>
             </w:r>
           </w:p>
         </w:tc>
@@ -12521,7 +12521,7 @@
           </w:tcPr>
           <w:p>
             <w:r>
-              <w:t>P027</w:t>
+              <w:t>P011</w:t>
             </w:r>
           </w:p>
         </w:tc>
@@ -12541,7 +12541,7 @@
           </w:tcPr>
           <w:p>
             <w:r>
-              <w:t>213599.18</w:t>
+              <w:t>192335.43</w:t>
             </w:r>
           </w:p>
         </w:tc>
@@ -12573,7 +12573,7 @@
           </w:tcPr>
           <w:p>
             <w:r>
-              <w:t>P011</w:t>
+              <w:t>P020</w:t>
             </w:r>
           </w:p>
         </w:tc>
@@ -12593,7 +12593,7 @@
           </w:tcPr>
           <w:p>
             <w:r>
-              <w:t>59702.88</w:t>
+              <w:t>176780.18</w:t>
             </w:r>
           </w:p>
         </w:tc>
@@ -12625,7 +12625,7 @@
           </w:tcPr>
           <w:p>
             <w:r>
-              <w:t>P009</w:t>
+              <w:t>P025</w:t>
             </w:r>
           </w:p>
         </w:tc>
@@ -12645,7 +12645,7 @@
           </w:tcPr>
           <w:p>
             <w:r>
-              <w:t>51276.76</w:t>
+              <w:t>197931.06</w:t>
             </w:r>
           </w:p>
         </w:tc>
@@ -12677,7 +12677,7 @@
           </w:tcPr>
           <w:p>
             <w:r>
-              <w:t>P025</w:t>
+              <w:t>P013</w:t>
             </w:r>
           </w:p>
         </w:tc>
@@ -12697,7 +12697,7 @@
           </w:tcPr>
           <w:p>
             <w:r>
-              <w:t>77498.31</w:t>
+              <w:t>113335.65</w:t>
             </w:r>
           </w:p>
         </w:tc>
@@ -12729,7 +12729,7 @@
           </w:tcPr>
           <w:p>
             <w:r>
-              <w:t>P027</w:t>
+              <w:t>P011</w:t>
             </w:r>
           </w:p>
         </w:tc>
@@ -12749,7 +12749,7 @@
           </w:tcPr>
           <w:p>
             <w:r>
-              <w:t>176140.33</w:t>
+              <w:t>71310.18</w:t>
             </w:r>
           </w:p>
         </w:tc>
@@ -12781,7 +12781,7 @@
           </w:tcPr>
           <w:p>
             <w:r>
-              <w:t>P011</w:t>
+              <w:t>P020</w:t>
             </w:r>
           </w:p>
         </w:tc>
@@ -12801,7 +12801,7 @@
           </w:tcPr>
           <w:p>
             <w:r>
-              <w:t>63593.59</w:t>
+              <w:t>51039.04</w:t>
             </w:r>
           </w:p>
         </w:tc>
@@ -12833,7 +12833,7 @@
           </w:tcPr>
           <w:p>
             <w:r>
-              <w:t>P009</w:t>
+              <w:t>P025</w:t>
             </w:r>
           </w:p>
         </w:tc>
@@ -12853,7 +12853,7 @@
           </w:tcPr>
           <w:p>
             <w:r>
-              <w:t>80205.93</w:t>
+              <w:t>111653.49</w:t>
             </w:r>
           </w:p>
         </w:tc>
@@ -12885,7 +12885,7 @@
           </w:tcPr>
           <w:p>
             <w:r>
-              <w:t>P025</w:t>
+              <w:t>P013</w:t>
             </w:r>
           </w:p>
         </w:tc>
@@ -12905,7 +12905,7 @@
           </w:tcPr>
           <w:p>
             <w:r>
-              <w:t>93743.93</w:t>
+              <w:t>121983.5</w:t>
             </w:r>
           </w:p>
         </w:tc>
@@ -12937,7 +12937,7 @@
           </w:tcPr>
           <w:p>
             <w:r>
-              <w:t>P027</w:t>
+              <w:t>P011</w:t>
             </w:r>
           </w:p>
         </w:tc>
@@ -12957,7 +12957,7 @@
           </w:tcPr>
           <w:p>
             <w:r>
-              <w:t>141201.93</w:t>
+              <w:t>103953.29</w:t>
             </w:r>
           </w:p>
         </w:tc>
@@ -12989,7 +12989,7 @@
           </w:tcPr>
           <w:p>
             <w:r>
-              <w:t>P011</w:t>
+              <w:t>P020</w:t>
             </w:r>
           </w:p>
         </w:tc>
@@ -13009,7 +13009,7 @@
           </w:tcPr>
           <w:p>
             <w:r>
-              <w:t>62090.02</w:t>
+              <w:t>76501.4</w:t>
             </w:r>
           </w:p>
         </w:tc>
@@ -13041,7 +13041,7 @@
           </w:tcPr>
           <w:p>
             <w:r>
-              <w:t>P009</w:t>
+              <w:t>P025</w:t>
             </w:r>
           </w:p>
         </w:tc>
@@ -13061,7 +13061,7 @@
           </w:tcPr>
           <w:p>
             <w:r>
-              <w:t>177545.72</w:t>
+              <w:t>87478.36</w:t>
             </w:r>
           </w:p>
         </w:tc>
@@ -13093,7 +13093,7 @@
           </w:tcPr>
           <w:p>
             <w:r>
-              <w:t>P025</w:t>
+              <w:t>P013</w:t>
             </w:r>
           </w:p>
         </w:tc>
@@ -13113,7 +13113,7 @@
           </w:tcPr>
           <w:p>
             <w:r>
-              <w:t>236780.74</w:t>
+              <w:t>139768.74</w:t>
             </w:r>
           </w:p>
         </w:tc>
@@ -13145,7 +13145,7 @@
           </w:tcPr>
           <w:p>
             <w:r>
-              <w:t>P027</w:t>
+              <w:t>P011</w:t>
             </w:r>
           </w:p>
         </w:tc>
@@ -13165,7 +13165,7 @@
           </w:tcPr>
           <w:p>
             <w:r>
-              <w:t>232550.29</w:t>
+              <w:t>160948.0</w:t>
             </w:r>
           </w:p>
         </w:tc>
@@ -13197,7 +13197,7 @@
           </w:tcPr>
           <w:p>
             <w:r>
-              <w:t>P022</w:t>
+              <w:t>P014</w:t>
             </w:r>
           </w:p>
         </w:tc>
@@ -13217,7 +13217,7 @@
           </w:tcPr>
           <w:p>
             <w:r>
-              <w:t>160328.71</w:t>
+              <w:t>120782.86</w:t>
             </w:r>
           </w:p>
         </w:tc>
@@ -13249,7 +13249,7 @@
           </w:tcPr>
           <w:p>
             <w:r>
-              <w:t>P016</w:t>
+              <w:t>P004</w:t>
             </w:r>
           </w:p>
         </w:tc>
@@ -13269,7 +13269,7 @@
           </w:tcPr>
           <w:p>
             <w:r>
-              <w:t>52370.19</w:t>
+              <w:t>68612.85</w:t>
             </w:r>
           </w:p>
         </w:tc>
@@ -13321,7 +13321,7 @@
           </w:tcPr>
           <w:p>
             <w:r>
-              <w:t>155883.53</w:t>
+              <w:t>169608.76</w:t>
             </w:r>
           </w:p>
         </w:tc>
@@ -13353,7 +13353,7 @@
           </w:tcPr>
           <w:p>
             <w:r>
-              <w:t>P018</w:t>
+              <w:t>P003</w:t>
             </w:r>
           </w:p>
         </w:tc>
@@ -13373,7 +13373,7 @@
           </w:tcPr>
           <w:p>
             <w:r>
-              <w:t>104948.15</w:t>
+              <w:t>114886.07</w:t>
             </w:r>
           </w:p>
         </w:tc>
@@ -13405,7 +13405,7 @@
           </w:tcPr>
           <w:p>
             <w:r>
-              <w:t>P022</w:t>
+              <w:t>P014</w:t>
             </w:r>
           </w:p>
         </w:tc>
@@ -13425,7 +13425,7 @@
           </w:tcPr>
           <w:p>
             <w:r>
-              <w:t>245495.87</w:t>
+              <w:t>127047.58</w:t>
             </w:r>
           </w:p>
         </w:tc>
@@ -13457,7 +13457,7 @@
           </w:tcPr>
           <w:p>
             <w:r>
-              <w:t>P016</w:t>
+              <w:t>P004</w:t>
             </w:r>
           </w:p>
         </w:tc>
@@ -13477,7 +13477,7 @@
           </w:tcPr>
           <w:p>
             <w:r>
-              <w:t>53428.52</w:t>
+              <w:t>108369.47</w:t>
             </w:r>
           </w:p>
         </w:tc>
@@ -13529,7 +13529,7 @@
           </w:tcPr>
           <w:p>
             <w:r>
-              <w:t>212631.44</w:t>
+              <w:t>127559.91</w:t>
             </w:r>
           </w:p>
         </w:tc>
@@ -13561,7 +13561,7 @@
           </w:tcPr>
           <w:p>
             <w:r>
-              <w:t>P018</w:t>
+              <w:t>P003</w:t>
             </w:r>
           </w:p>
         </w:tc>
@@ -13581,7 +13581,7 @@
           </w:tcPr>
           <w:p>
             <w:r>
-              <w:t>184806.59</w:t>
+              <w:t>66939.9</w:t>
             </w:r>
           </w:p>
         </w:tc>
@@ -13613,7 +13613,7 @@
           </w:tcPr>
           <w:p>
             <w:r>
-              <w:t>P022</w:t>
+              <w:t>P014</w:t>
             </w:r>
           </w:p>
         </w:tc>
@@ -13633,7 +13633,7 @@
           </w:tcPr>
           <w:p>
             <w:r>
-              <w:t>211233.54</w:t>
+              <w:t>230227.21</w:t>
             </w:r>
           </w:p>
         </w:tc>
@@ -13665,7 +13665,7 @@
           </w:tcPr>
           <w:p>
             <w:r>
-              <w:t>P016</w:t>
+              <w:t>P004</w:t>
             </w:r>
           </w:p>
         </w:tc>
@@ -13685,7 +13685,7 @@
           </w:tcPr>
           <w:p>
             <w:r>
-              <w:t>231954.67</w:t>
+              <w:t>231041.51</w:t>
             </w:r>
           </w:p>
         </w:tc>
@@ -13737,7 +13737,7 @@
           </w:tcPr>
           <w:p>
             <w:r>
-              <w:t>71403.29</w:t>
+              <w:t>245634.61</w:t>
             </w:r>
           </w:p>
         </w:tc>
@@ -13769,7 +13769,7 @@
           </w:tcPr>
           <w:p>
             <w:r>
-              <w:t>P018</w:t>
+              <w:t>P003</w:t>
             </w:r>
           </w:p>
         </w:tc>
@@ -13789,7 +13789,7 @@
           </w:tcPr>
           <w:p>
             <w:r>
-              <w:t>69262.78</w:t>
+              <w:t>164392.09</w:t>
             </w:r>
           </w:p>
         </w:tc>
@@ -13821,7 +13821,7 @@
           </w:tcPr>
           <w:p>
             <w:r>
-              <w:t>P022</w:t>
+              <w:t>P014</w:t>
             </w:r>
           </w:p>
         </w:tc>
@@ -13841,7 +13841,7 @@
           </w:tcPr>
           <w:p>
             <w:r>
-              <w:t>79779.5</w:t>
+              <w:t>83916.58</w:t>
             </w:r>
           </w:p>
         </w:tc>
@@ -13873,7 +13873,7 @@
           </w:tcPr>
           <w:p>
             <w:r>
-              <w:t>P016</w:t>
+              <w:t>P004</w:t>
             </w:r>
           </w:p>
         </w:tc>
@@ -13893,7 +13893,7 @@
           </w:tcPr>
           <w:p>
             <w:r>
-              <w:t>88386.41</w:t>
+              <w:t>126146.4</w:t>
             </w:r>
           </w:p>
         </w:tc>
@@ -13945,7 +13945,7 @@
           </w:tcPr>
           <w:p>
             <w:r>
-              <w:t>155291.2</w:t>
+              <w:t>77768.01</w:t>
             </w:r>
           </w:p>
         </w:tc>
@@ -13977,7 +13977,7 @@
           </w:tcPr>
           <w:p>
             <w:r>
-              <w:t>P018</w:t>
+              <w:t>P003</w:t>
             </w:r>
           </w:p>
         </w:tc>
@@ -13997,7 +13997,7 @@
           </w:tcPr>
           <w:p>
             <w:r>
-              <w:t>213042.88</w:t>
+              <w:t>110226.25</w:t>
             </w:r>
           </w:p>
         </w:tc>
@@ -14029,7 +14029,7 @@
           </w:tcPr>
           <w:p>
             <w:r>
-              <w:t>P022</w:t>
+              <w:t>P014</w:t>
             </w:r>
           </w:p>
         </w:tc>
@@ -14049,7 +14049,7 @@
           </w:tcPr>
           <w:p>
             <w:r>
-              <w:t>103464.95</w:t>
+              <w:t>148624.79</w:t>
             </w:r>
           </w:p>
         </w:tc>
@@ -14081,7 +14081,7 @@
           </w:tcPr>
           <w:p>
             <w:r>
-              <w:t>P016</w:t>
+              <w:t>P004</w:t>
             </w:r>
           </w:p>
         </w:tc>
@@ -14101,7 +14101,7 @@
           </w:tcPr>
           <w:p>
             <w:r>
-              <w:t>129379.28</w:t>
+              <w:t>62653.43</w:t>
             </w:r>
           </w:p>
         </w:tc>
@@ -14153,7 +14153,7 @@
           </w:tcPr>
           <w:p>
             <w:r>
-              <w:t>124610.32</w:t>
+              <w:t>136935.25</w:t>
             </w:r>
           </w:p>
         </w:tc>
@@ -14185,7 +14185,7 @@
           </w:tcPr>
           <w:p>
             <w:r>
-              <w:t>P018</w:t>
+              <w:t>P003</w:t>
             </w:r>
           </w:p>
         </w:tc>
@@ -14205,7 +14205,7 @@
           </w:tcPr>
           <w:p>
             <w:r>
-              <w:t>131205.48</w:t>
+              <w:t>134220.47</w:t>
             </w:r>
           </w:p>
         </w:tc>
@@ -14237,7 +14237,7 @@
           </w:tcPr>
           <w:p>
             <w:r>
-              <w:t>P022</w:t>
+              <w:t>P014</w:t>
             </w:r>
           </w:p>
         </w:tc>
@@ -14257,7 +14257,7 @@
           </w:tcPr>
           <w:p>
             <w:r>
-              <w:t>163000.44</w:t>
+              <w:t>146846.26</w:t>
             </w:r>
           </w:p>
         </w:tc>
@@ -14289,7 +14289,7 @@
           </w:tcPr>
           <w:p>
             <w:r>
-              <w:t>P016</w:t>
+              <w:t>P004</w:t>
             </w:r>
           </w:p>
         </w:tc>
@@ -14309,7 +14309,7 @@
           </w:tcPr>
           <w:p>
             <w:r>
-              <w:t>248046.61</w:t>
+              <w:t>65384.27</w:t>
             </w:r>
           </w:p>
         </w:tc>
@@ -14361,7 +14361,7 @@
           </w:tcPr>
           <w:p>
             <w:r>
-              <w:t>95171.45</w:t>
+              <w:t>100339.95</w:t>
             </w:r>
           </w:p>
         </w:tc>
@@ -14393,7 +14393,7 @@
           </w:tcPr>
           <w:p>
             <w:r>
-              <w:t>P018</w:t>
+              <w:t>P003</w:t>
             </w:r>
           </w:p>
         </w:tc>
@@ -14413,7 +14413,7 @@
           </w:tcPr>
           <w:p>
             <w:r>
-              <w:t>186808.33</w:t>
+              <w:t>99318.01</w:t>
             </w:r>
           </w:p>
         </w:tc>
@@ -14445,7 +14445,7 @@
           </w:tcPr>
           <w:p>
             <w:r>
-              <w:t>P022</w:t>
+              <w:t>P014</w:t>
             </w:r>
           </w:p>
         </w:tc>
@@ -14465,7 +14465,7 @@
           </w:tcPr>
           <w:p>
             <w:r>
-              <w:t>219573.42</w:t>
+              <w:t>175006.74</w:t>
             </w:r>
           </w:p>
         </w:tc>
@@ -14497,7 +14497,7 @@
           </w:tcPr>
           <w:p>
             <w:r>
-              <w:t>P016</w:t>
+              <w:t>P004</w:t>
             </w:r>
           </w:p>
         </w:tc>
@@ -14517,7 +14517,7 @@
           </w:tcPr>
           <w:p>
             <w:r>
-              <w:t>180747.14</w:t>
+              <w:t>168761.28</w:t>
             </w:r>
           </w:p>
         </w:tc>
@@ -14569,7 +14569,7 @@
           </w:tcPr>
           <w:p>
             <w:r>
-              <w:t>221643.83</w:t>
+              <w:t>89109.64</w:t>
             </w:r>
           </w:p>
         </w:tc>
@@ -14601,7 +14601,7 @@
           </w:tcPr>
           <w:p>
             <w:r>
-              <w:t>P018</w:t>
+              <w:t>P003</w:t>
             </w:r>
           </w:p>
         </w:tc>
@@ -14621,7 +14621,7 @@
           </w:tcPr>
           <w:p>
             <w:r>
-              <w:t>201917.17</w:t>
+              <w:t>71394.47</w:t>
             </w:r>
           </w:p>
         </w:tc>
